--- a/docs/[수업중 2-4]Student-StudentDetail.docx
+++ b/docs/[수업중 2-4]Student-StudentDetail.docx
@@ -11458,474 +11458,1210 @@
       </w:r>
     </w:p>
     <w:p>
-      <w:pPr>
-        <w:shd w:fill="f5f5f5" w:val="clear"/>
-        <w:jc w:val="both"/>
-        <w:rPr>
-          <w:rFonts w:ascii="Roboto Mono" w:cs="Roboto Mono" w:eastAsia="Roboto Mono" w:hAnsi="Roboto Mono"/>
-          <w:b w:val="1"/>
-          <w:bCs w:val="1"/>
-          <w:sz w:val="16"/>
-          <w:szCs w:val="16"/>
-        </w:rPr>
-      </w:pPr>
-      <w:r>
-        <w:rPr>
-          <w:rFonts w:ascii="Roboto Mono" w:cs="Roboto Mono" w:eastAsia="Roboto Mono" w:hAnsi="Roboto Mono"/>
-          <w:b w:val="1"/>
-          <w:bCs w:val="1"/>
-          <w:sz w:val="16"/>
-          <w:szCs w:val="16"/>
-          <w:rtl w:val="0"/>
+      <w:r>
+        <w:rPr>
+          <w:rFonts w:ascii="Roboto Mono" w:hAnsi="Roboto Mono" w:eastAsia="Roboto Mono" w:cs="Roboto Mono"/>
+          <w:b/>
+          <w:sz w:val="16"/>
         </w:rPr>
         <w:t xml:space="preserve">if (request.getDetailRequest() != null) {</w:t>
       </w:r>
     </w:p>
     <w:p>
-      <w:pPr>
-        <w:shd w:fill="f5f5f5" w:val="clear"/>
-        <w:jc w:val="both"/>
-        <w:rPr>
-          <w:rFonts w:ascii="Roboto Mono" w:cs="Roboto Mono" w:eastAsia="Roboto Mono" w:hAnsi="Roboto Mono"/>
-          <w:b w:val="1"/>
-          <w:bCs w:val="1"/>
-          <w:sz w:val="16"/>
-          <w:szCs w:val="16"/>
-        </w:rPr>
-      </w:pPr>
-      <w:r>
-        <w:rPr>
-          <w:rFonts w:ascii="Arial Unicode MS" w:cs="Arial Unicode MS" w:eastAsia="Arial Unicode MS" w:hAnsi="Arial Unicode MS"/>
-          <w:b w:val="1"/>
-          <w:bCs w:val="1"/>
-          <w:sz w:val="16"/>
-          <w:szCs w:val="16"/>
-          <w:rtl w:val="0"/>
-        </w:rPr>
-        <w:tab/>
-        <w:t xml:space="preserve">//Student 가 연관된 StudentDetail 객체를 가져온다</w:t>
-      </w:r>
-    </w:p>
-    <w:p>
-      <w:pPr>
-        <w:shd w:fill="f5f5f5" w:val="clear"/>
-        <w:jc w:val="both"/>
-        <w:rPr>
-          <w:rFonts w:ascii="Roboto Mono" w:cs="Roboto Mono" w:eastAsia="Roboto Mono" w:hAnsi="Roboto Mono"/>
-          <w:b w:val="1"/>
-          <w:bCs w:val="1"/>
-          <w:sz w:val="16"/>
-          <w:szCs w:val="16"/>
-        </w:rPr>
-      </w:pPr>
-      <w:r>
-        <w:rPr>
-          <w:rFonts w:ascii="Roboto Mono" w:cs="Roboto Mono" w:eastAsia="Roboto Mono" w:hAnsi="Roboto Mono"/>
-          <w:b w:val="1"/>
-          <w:bCs w:val="1"/>
-          <w:sz w:val="16"/>
-          <w:szCs w:val="16"/>
-          <w:rtl w:val="0"/>
-        </w:rPr>
-        <w:tab/>
+      <w:r>
+        <w:rPr>
+          <w:rFonts w:ascii="Roboto Mono" w:hAnsi="Roboto Mono" w:eastAsia="Roboto Mono" w:cs="Roboto Mono"/>
+          <w:b/>
+          <w:sz w:val="16"/>
+        </w:rPr>
+        <w:t xml:space="preserve">    //Student 가 연관된 StudentDetail 객체를 가져온다</w:t>
+      </w:r>
+    </w:p>
+    <w:p>
+      <w:r>
+        <w:rPr>
+          <w:rFonts w:ascii="Roboto Mono" w:hAnsi="Roboto Mono" w:eastAsia="Roboto Mono" w:cs="Roboto Mono"/>
+          <w:b/>
+          <w:sz w:val="16"/>
+        </w:rPr>
+        <w:t xml:space="preserve">    StudentDetail studentDetail = student.getStudentDetail();</w:t>
+      </w:r>
+    </w:p>
+    <w:p>
+      <w:r>
+        <w:rPr>
+          <w:rFonts w:ascii="Roboto Mono" w:hAnsi="Roboto Mono" w:eastAsia="Roboto Mono" w:cs="Roboto Mono"/>
+          <w:b/>
+          <w:sz w:val="16"/>
+        </w:rPr>
+        <w:t xml:space="preserve"> </w:t>
+      </w:r>
+    </w:p>
+    <w:p>
+      <w:r>
+        <w:rPr>
+          <w:rFonts w:ascii="Roboto Mono" w:hAnsi="Roboto Mono" w:eastAsia="Roboto Mono" w:cs="Roboto Mono"/>
+          <w:b/>
+          <w:sz w:val="16"/>
+        </w:rPr>
+        <w:t xml:space="preserve">    //중복 검사를 먼저 수행한다.</w:t>
+      </w:r>
+    </w:p>
+    <w:p>
+      <w:r>
+        <w:rPr>
+          <w:rFonts w:ascii="Roboto Mono" w:hAnsi="Roboto Mono" w:eastAsia="Roboto Mono" w:cs="Roboto Mono"/>
+          <w:b/>
+          <w:sz w:val="16"/>
+        </w:rPr>
+        <w:t xml:space="preserve">    //검사용 조회 쿼리가 실행되면 영속성 컨텍스트가 flush 되는데,</w:t>
+      </w:r>
+    </w:p>
+    <w:p>
+      <w:r>
+        <w:rPr>
+          <w:rFonts w:ascii="Roboto Mono" w:hAnsi="Roboto Mono" w:eastAsia="Roboto Mono" w:cs="Roboto Mono"/>
+          <w:b/>
+          <w:sz w:val="16"/>
+        </w:rPr>
+        <w:t xml:space="preserve">    //값이 채워지지 않은 StudentDetail 을 먼저 연결해 두면</w:t>
+      </w:r>
+    </w:p>
+    <w:p>
+      <w:r>
+        <w:rPr>
+          <w:rFonts w:ascii="Roboto Mono" w:hAnsi="Roboto Mono" w:eastAsia="Roboto Mono" w:cs="Roboto Mono"/>
+          <w:b/>
+          <w:sz w:val="16"/>
+        </w:rPr>
+        <w:t xml:space="preserve">    //address 등 NOT NULL 컬럼에 null 이 들어가 제약조건 위반이 발생한다.</w:t>
+      </w:r>
+    </w:p>
+    <w:p>
+      <w:r>
+        <w:rPr>
+          <w:rFonts w:ascii="Roboto Mono" w:hAnsi="Roboto Mono" w:eastAsia="Roboto Mono" w:cs="Roboto Mono"/>
+          <w:b/>
+          <w:sz w:val="16"/>
+        </w:rPr>
+        <w:t xml:space="preserve">    if (isEmailChangingAndExists(studentDetail, request.getDetailRequest())) { ... }</w:t>
+      </w:r>
+    </w:p>
+    <w:p>
+      <w:r>
+        <w:rPr>
+          <w:rFonts w:ascii="Roboto Mono" w:hAnsi="Roboto Mono" w:eastAsia="Roboto Mono" w:cs="Roboto Mono"/>
+          <w:b/>
+          <w:sz w:val="16"/>
+        </w:rPr>
+        <w:t xml:space="preserve">    if (isPhoneNumberChangingAndExists(studentDetail, request.getDetailRequest())) { ... }</w:t>
+      </w:r>
+    </w:p>
+    <w:p>
+      <w:r>
+        <w:rPr>
+          <w:rFonts w:ascii="Roboto Mono" w:hAnsi="Roboto Mono" w:eastAsia="Roboto Mono" w:cs="Roboto Mono"/>
+          <w:b/>
+          <w:sz w:val="16"/>
+        </w:rPr>
+        <w:t xml:space="preserve"> </w:t>
+      </w:r>
+    </w:p>
+    <w:p>
+      <w:r>
+        <w:rPr>
+          <w:rFonts w:ascii="Roboto Mono" w:hAnsi="Roboto Mono" w:eastAsia="Roboto Mono" w:cs="Roboto Mono"/>
+          <w:b/>
+          <w:sz w:val="16"/>
+        </w:rPr>
+        <w:t xml:space="preserve">    //검사가 끝난 뒤에 생성하고 연결한다</w:t>
+      </w:r>
+    </w:p>
+    <w:p>
+      <w:r>
+        <w:rPr>
+          <w:rFonts w:ascii="Roboto Mono" w:hAnsi="Roboto Mono" w:eastAsia="Roboto Mono" w:cs="Roboto Mono"/>
+          <w:b/>
+          <w:sz w:val="16"/>
+        </w:rPr>
+        <w:t xml:space="preserve">    if (studentDetail == null) {</w:t>
+      </w:r>
+    </w:p>
+    <w:p>
+      <w:r>
+        <w:rPr>
+          <w:rFonts w:ascii="Roboto Mono" w:hAnsi="Roboto Mono" w:eastAsia="Roboto Mono" w:cs="Roboto Mono"/>
+          <w:b/>
+          <w:sz w:val="16"/>
+        </w:rPr>
+        <w:t xml:space="preserve">        studentDetail = new StudentDetail();</w:t>
+      </w:r>
+    </w:p>
+    <w:p>
+      <w:r>
+        <w:rPr>
+          <w:rFonts w:ascii="Roboto Mono" w:hAnsi="Roboto Mono" w:eastAsia="Roboto Mono" w:cs="Roboto Mono"/>
+          <w:b/>
+          <w:sz w:val="16"/>
+        </w:rPr>
+        <w:t xml:space="preserve">        studentDetail.setStudent(student);         //주인 쪽</w:t>
+      </w:r>
+    </w:p>
+    <w:p>
+      <w:r>
+        <w:rPr>
+          <w:rFonts w:ascii="Roboto Mono" w:hAnsi="Roboto Mono" w:eastAsia="Roboto Mono" w:cs="Roboto Mono"/>
+          <w:b/>
+          <w:sz w:val="16"/>
+        </w:rPr>
+        <w:t xml:space="preserve">        student.setStudentDetail(studentDetail);   //비주인 쪽</w:t>
+      </w:r>
+    </w:p>
+    <w:p>
+      <w:r>
+        <w:rPr>
+          <w:rFonts w:ascii="Roboto Mono" w:hAnsi="Roboto Mono" w:eastAsia="Roboto Mono" w:cs="Roboto Mono"/>
+          <w:b/>
+          <w:sz w:val="16"/>
+        </w:rPr>
+        <w:t xml:space="preserve">    }</w:t>
+      </w:r>
+    </w:p>
+    <w:p>
+      <w:r>
+        <w:rPr>
+          <w:rFonts w:ascii="Roboto Mono" w:hAnsi="Roboto Mono" w:eastAsia="Roboto Mono" w:cs="Roboto Mono"/>
+          <w:b/>
+          <w:sz w:val="16"/>
+        </w:rPr>
+        <w:t xml:space="preserve"> </w:t>
+      </w:r>
+    </w:p>
+    <w:p>
+      <w:r>
+        <w:rPr>
+          <w:rFonts w:ascii="Roboto Mono" w:hAnsi="Roboto Mono" w:eastAsia="Roboto Mono" w:cs="Roboto Mono"/>
+          <w:b/>
+          <w:sz w:val="16"/>
+        </w:rPr>
+        <w:t xml:space="preserve">    //영속 상태의 엔티티이므로 값만 바꾸면 변경 감지(Dirty Checking)로 UPDATE 가 실행된다</w:t>
+      </w:r>
+    </w:p>
+    <w:p>
+      <w:r>
+        <w:rPr>
+          <w:rFonts w:ascii="Roboto Mono" w:hAnsi="Roboto Mono" w:eastAsia="Roboto Mono" w:cs="Roboto Mono"/>
+          <w:b/>
+          <w:sz w:val="16"/>
+        </w:rPr>
+        <w:t xml:space="preserve">    studentDetail.setAddress(request.getDetailRequest().getAddress());</w:t>
+      </w:r>
+    </w:p>
+    <w:p>
+      <w:r>
+        <w:rPr>
+          <w:rFonts w:ascii="Roboto Mono" w:hAnsi="Roboto Mono" w:eastAsia="Roboto Mono" w:cs="Roboto Mono"/>
+          <w:b/>
+          <w:sz w:val="16"/>
+        </w:rPr>
+        <w:t xml:space="preserve">    studentDetail.setPhoneNumber(request.getDetailRequest().getPhoneNumber());</w:t>
+      </w:r>
+    </w:p>
+    <w:p>
+      <w:r>
+        <w:rPr>
+          <w:rFonts w:ascii="Roboto Mono" w:hAnsi="Roboto Mono" w:eastAsia="Roboto Mono" w:cs="Roboto Mono"/>
+          <w:b/>
+          <w:sz w:val="16"/>
+        </w:rPr>
+        <w:t xml:space="preserve">    studentDetail.setEmail(request.getDetailRequest().getEmail());</w:t>
+      </w:r>
+    </w:p>
+    <w:p>
+      <w:r>
+        <w:rPr>
+          <w:rFonts w:ascii="Roboto Mono" w:hAnsi="Roboto Mono" w:eastAsia="Roboto Mono" w:cs="Roboto Mono"/>
+          <w:b/>
+          <w:sz w:val="16"/>
+        </w:rPr>
+        <w:t xml:space="preserve">    studentDetail.setDateOfBirth(request.getDetailRequest().getDateOfBirth());</w:t>
+      </w:r>
+    </w:p>
+    <w:p>
+      <w:r>
+        <w:rPr>
+          <w:rFonts w:ascii="Roboto Mono" w:hAnsi="Roboto Mono" w:eastAsia="Roboto Mono" w:cs="Roboto Mono"/>
+          <w:b/>
+          <w:sz w:val="16"/>
+        </w:rPr>
+        <w:t xml:space="preserve">}</w:t>
+      </w:r>
+    </w:p>
+    <w:p>
+      <w:r>
+        <w:rPr>
+          <w:rFonts w:ascii="Malgun Gothic" w:hAnsi="Malgun Gothic" w:eastAsia="Malgun Gothic" w:cs="Malgun Gothic"/>
+          <w:b/>
+          <w:sz w:val="18"/>
+        </w:rPr>
+        <w:t xml:space="preserve">4) 상세정보를 나중에 추가할 때 - flush 시점 문제</w:t>
+      </w:r>
+    </w:p>
+    <w:p>
+      <w:r>
+        <w:rPr>
+          <w:rFonts w:ascii="Malgun Gothic" w:hAnsi="Malgun Gothic" w:eastAsia="Malgun Gothic" w:cs="Malgun Gothic"/>
+          <w:b/>
+          <w:sz w:val="18"/>
+        </w:rPr>
+        <w:t xml:space="preserve">상세정보 없이 등록한 학생에게 나중에 상세정보를 추가하는 경우입니다. 실제로 500 오류가 발생했던 부분이므로 원인과 해결 방법을 정리합니다.</w:t>
+      </w:r>
+    </w:p>
+    <w:p>
+      <w:r>
+        <w:rPr>
+          <w:rFonts w:ascii="Malgun Gothic" w:hAnsi="Malgun Gothic" w:eastAsia="Malgun Gothic" w:cs="Malgun Gothic"/>
+          <w:b/>
+          <w:sz w:val="18"/>
+        </w:rPr>
+        <w:t xml:space="preserve">발생한 오류</w:t>
+      </w:r>
+    </w:p>
+    <w:p>
+      <w:r>
+        <w:rPr>
+          <w:rFonts w:ascii="Roboto Mono" w:hAnsi="Roboto Mono" w:eastAsia="Roboto Mono" w:cs="Roboto Mono"/>
+          <w:b/>
+          <w:sz w:val="16"/>
+        </w:rPr>
+        <w:t xml:space="preserve">PUT /api/students/8          ( Helen Lee - 상세정보 없이 등록된 학생 )</w:t>
+      </w:r>
+    </w:p>
+    <w:p>
+      <w:r>
+        <w:rPr>
+          <w:rFonts w:ascii="Roboto Mono" w:hAnsi="Roboto Mono" w:eastAsia="Roboto Mono" w:cs="Roboto Mono"/>
+          <w:b/>
+          <w:sz w:val="16"/>
+        </w:rPr>
+        <w:t xml:space="preserve">{</w:t>
+      </w:r>
+    </w:p>
+    <w:p>
+      <w:r>
+        <w:rPr>
+          <w:rFonts w:ascii="Roboto Mono" w:hAnsi="Roboto Mono" w:eastAsia="Roboto Mono" w:cs="Roboto Mono"/>
+          <w:b/>
+          <w:sz w:val="16"/>
+        </w:rPr>
+        <w:t xml:space="preserve">  "name": "Helen Lee", "studentNumber": "CS003",</w:t>
+      </w:r>
+    </w:p>
+    <w:p>
+      <w:r>
+        <w:rPr>
+          <w:rFonts w:ascii="Roboto Mono" w:hAnsi="Roboto Mono" w:eastAsia="Roboto Mono" w:cs="Roboto Mono"/>
+          <w:b/>
+          <w:sz w:val="16"/>
+        </w:rPr>
+        <w:t xml:space="preserve">  "detailRequest": { "address": "서울시 노원구", ... }</w:t>
+      </w:r>
+    </w:p>
+    <w:p>
+      <w:r>
+        <w:rPr>
+          <w:rFonts w:ascii="Roboto Mono" w:hAnsi="Roboto Mono" w:eastAsia="Roboto Mono" w:cs="Roboto Mono"/>
+          <w:b/>
+          <w:sz w:val="16"/>
+        </w:rPr>
+        <w:t xml:space="preserve">}</w:t>
+      </w:r>
+    </w:p>
+    <w:p>
+      <w:r>
+        <w:rPr>
+          <w:rFonts w:ascii="Roboto Mono" w:hAnsi="Roboto Mono" w:eastAsia="Roboto Mono" w:cs="Roboto Mono"/>
+          <w:b/>
+          <w:sz w:val="16"/>
+        </w:rPr>
+        <w:t xml:space="preserve"> </w:t>
+      </w:r>
+    </w:p>
+    <w:p>
+      <w:r>
+        <w:rPr>
+          <w:rFonts w:ascii="Roboto Mono" w:hAnsi="Roboto Mono" w:eastAsia="Roboto Mono" w:cs="Roboto Mono"/>
+          <w:b/>
+          <w:sz w:val="16"/>
+        </w:rPr>
+        <w:t xml:space="preserve">500 Internal Server Error</w:t>
+      </w:r>
+    </w:p>
+    <w:p>
+      <w:r>
+        <w:rPr>
+          <w:rFonts w:ascii="Roboto Mono" w:hAnsi="Roboto Mono" w:eastAsia="Roboto Mono" w:cs="Roboto Mono"/>
+          <w:b/>
+          <w:sz w:val="16"/>
+        </w:rPr>
+        <w:t xml:space="preserve"> </w:t>
+      </w:r>
+    </w:p>
+    <w:p>
+      <w:r>
+        <w:rPr>
+          <w:rFonts w:ascii="Roboto Mono" w:hAnsi="Roboto Mono" w:eastAsia="Roboto Mono" w:cs="Roboto Mono"/>
+          <w:b/>
+          <w:sz w:val="16"/>
+        </w:rPr>
+        <w:t xml:space="preserve">  insert into student_details (address,date_of_birth,email,phone_number,student_id,...)</w:t>
+      </w:r>
+    </w:p>
+    <w:p>
+      <w:r>
+        <w:rPr>
+          <w:rFonts w:ascii="Roboto Mono" w:hAnsi="Roboto Mono" w:eastAsia="Roboto Mono" w:cs="Roboto Mono"/>
+          <w:b/>
+          <w:sz w:val="16"/>
+        </w:rPr>
+        <w:t xml:space="preserve">         values (?,?,?,?,?,default)</w:t>
+      </w:r>
+    </w:p>
+    <w:p>
+      <w:r>
+        <w:rPr>
+          <w:rFonts w:ascii="Roboto Mono" w:hAnsi="Roboto Mono" w:eastAsia="Roboto Mono" w:cs="Roboto Mono"/>
+          <w:b/>
+          <w:sz w:val="16"/>
+        </w:rPr>
+        <w:t xml:space="preserve"> </w:t>
+      </w:r>
+    </w:p>
+    <w:p>
+      <w:r>
+        <w:rPr>
+          <w:rFonts w:ascii="Roboto Mono" w:hAnsi="Roboto Mono" w:eastAsia="Roboto Mono" w:cs="Roboto Mono"/>
+          <w:b/>
+          <w:sz w:val="16"/>
+        </w:rPr>
+        <w:t xml:space="preserve">  NULL not allowed for column "ADDRESS"   [23502-232]</w:t>
+      </w:r>
+    </w:p>
+    <w:p>
+      <w:r>
+        <w:rPr>
+          <w:rFonts w:ascii="Malgun Gothic" w:hAnsi="Malgun Gothic" w:eastAsia="Malgun Gothic" w:cs="Malgun Gothic"/>
+          <w:b/>
+          <w:sz w:val="18"/>
+        </w:rPr>
+        <w:t xml:space="preserve">원인</w:t>
+      </w:r>
+    </w:p>
+    <w:p>
+      <w:r>
+        <w:rPr>
+          <w:rFonts w:ascii="Malgun Gothic" w:hAnsi="Malgun Gothic" w:eastAsia="Malgun Gothic" w:cs="Malgun Gothic"/>
+          <w:b/>
+          <w:sz w:val="18"/>
+        </w:rPr>
+        <w:t xml:space="preserve">문제가 된 코드의 순서입니다.</w:t>
+      </w:r>
+    </w:p>
+    <w:p>
+      <w:r>
+        <w:rPr>
+          <w:rFonts w:ascii="Roboto Mono" w:hAnsi="Roboto Mono" w:eastAsia="Roboto Mono" w:cs="Roboto Mono"/>
+          <w:b/>
+          <w:sz w:val="16"/>
+        </w:rPr>
         <w:t xml:space="preserve">StudentDetail studentDetail = student.getStudentDetail();</w:t>
       </w:r>
     </w:p>
     <w:p>
-      <w:pPr>
-        <w:shd w:fill="f5f5f5" w:val="clear"/>
-        <w:jc w:val="both"/>
-        <w:rPr>
-          <w:rFonts w:ascii="Roboto Mono" w:cs="Roboto Mono" w:eastAsia="Roboto Mono" w:hAnsi="Roboto Mono"/>
-          <w:b w:val="1"/>
-          <w:bCs w:val="1"/>
-          <w:sz w:val="16"/>
-          <w:szCs w:val="16"/>
-        </w:rPr>
-      </w:pPr>
-      <w:r>
-        <w:rPr>
-          <w:rFonts w:ascii="Roboto Mono" w:cs="Roboto Mono" w:eastAsia="Roboto Mono" w:hAnsi="Roboto Mono"/>
-          <w:b w:val="1"/>
-          <w:bCs w:val="1"/>
-          <w:sz w:val="16"/>
-          <w:szCs w:val="16"/>
-          <w:rtl w:val="0"/>
+      <w:r>
+        <w:rPr>
+          <w:rFonts w:ascii="Roboto Mono" w:hAnsi="Roboto Mono" w:eastAsia="Roboto Mono" w:cs="Roboto Mono"/>
+          <w:b/>
+          <w:sz w:val="16"/>
         </w:rPr>
         <w:t xml:space="preserve"> </w:t>
       </w:r>
     </w:p>
     <w:p>
-      <w:pPr>
-        <w:shd w:fill="f5f5f5" w:val="clear"/>
-        <w:jc w:val="both"/>
-        <w:rPr>
-          <w:rFonts w:ascii="Roboto Mono" w:cs="Roboto Mono" w:eastAsia="Roboto Mono" w:hAnsi="Roboto Mono"/>
-          <w:b w:val="1"/>
-          <w:bCs w:val="1"/>
-          <w:sz w:val="16"/>
-          <w:szCs w:val="16"/>
-        </w:rPr>
-      </w:pPr>
-      <w:r>
-        <w:rPr>
-          <w:rFonts w:ascii="Arial Unicode MS" w:cs="Arial Unicode MS" w:eastAsia="Arial Unicode MS" w:hAnsi="Arial Unicode MS"/>
-          <w:b w:val="1"/>
-          <w:bCs w:val="1"/>
-          <w:sz w:val="16"/>
-          <w:szCs w:val="16"/>
-          <w:rtl w:val="0"/>
-        </w:rPr>
-        <w:tab/>
-        <w:t xml:space="preserve">//상세정보가 아직 없으면 새로 만들어 양방향으로 연결한다</w:t>
-      </w:r>
-    </w:p>
-    <w:p>
-      <w:pPr>
-        <w:shd w:fill="f5f5f5" w:val="clear"/>
-        <w:jc w:val="both"/>
-        <w:rPr>
-          <w:rFonts w:ascii="Roboto Mono" w:cs="Roboto Mono" w:eastAsia="Roboto Mono" w:hAnsi="Roboto Mono"/>
-          <w:b w:val="1"/>
-          <w:bCs w:val="1"/>
-          <w:sz w:val="16"/>
-          <w:szCs w:val="16"/>
-        </w:rPr>
-      </w:pPr>
-      <w:r>
-        <w:rPr>
-          <w:rFonts w:ascii="Roboto Mono" w:cs="Roboto Mono" w:eastAsia="Roboto Mono" w:hAnsi="Roboto Mono"/>
-          <w:b w:val="1"/>
-          <w:bCs w:val="1"/>
-          <w:sz w:val="16"/>
-          <w:szCs w:val="16"/>
-          <w:rtl w:val="0"/>
-        </w:rPr>
-        <w:tab/>
+      <w:r>
+        <w:rPr>
+          <w:rFonts w:ascii="Roboto Mono" w:hAnsi="Roboto Mono" w:eastAsia="Roboto Mono" w:cs="Roboto Mono"/>
+          <w:b/>
+          <w:sz w:val="16"/>
+        </w:rPr>
+        <w:t xml:space="preserve">// (1) 값이 비어 있는 StudentDetail 을 먼저 만들어 연결한다</w:t>
+      </w:r>
+    </w:p>
+    <w:p>
+      <w:r>
+        <w:rPr>
+          <w:rFonts w:ascii="Roboto Mono" w:hAnsi="Roboto Mono" w:eastAsia="Roboto Mono" w:cs="Roboto Mono"/>
+          <w:b/>
+          <w:sz w:val="16"/>
+        </w:rPr>
         <w:t xml:space="preserve">if (studentDetail == null) {</w:t>
       </w:r>
     </w:p>
     <w:p>
-      <w:pPr>
-        <w:shd w:fill="f5f5f5" w:val="clear"/>
-        <w:jc w:val="both"/>
-        <w:rPr>
-          <w:rFonts w:ascii="Roboto Mono" w:cs="Roboto Mono" w:eastAsia="Roboto Mono" w:hAnsi="Roboto Mono"/>
-          <w:b w:val="1"/>
-          <w:bCs w:val="1"/>
-          <w:sz w:val="16"/>
-          <w:szCs w:val="16"/>
-        </w:rPr>
-      </w:pPr>
-      <w:r>
-        <w:rPr>
-          <w:rFonts w:ascii="Roboto Mono" w:cs="Roboto Mono" w:eastAsia="Roboto Mono" w:hAnsi="Roboto Mono"/>
-          <w:b w:val="1"/>
-          <w:bCs w:val="1"/>
-          <w:sz w:val="16"/>
-          <w:szCs w:val="16"/>
-          <w:rtl w:val="0"/>
-        </w:rPr>
-        <w:t xml:space="preserve">        studentDetail = new StudentDetail();</w:t>
-      </w:r>
-    </w:p>
-    <w:p>
-      <w:pPr>
-        <w:shd w:fill="f5f5f5" w:val="clear"/>
-        <w:jc w:val="both"/>
-        <w:rPr>
-          <w:rFonts w:ascii="Roboto Mono" w:cs="Roboto Mono" w:eastAsia="Roboto Mono" w:hAnsi="Roboto Mono"/>
-          <w:b w:val="1"/>
-          <w:bCs w:val="1"/>
-          <w:sz w:val="16"/>
-          <w:szCs w:val="16"/>
-        </w:rPr>
-      </w:pPr>
-      <w:r>
-        <w:rPr>
-          <w:rFonts w:ascii="Arial Unicode MS" w:cs="Arial Unicode MS" w:eastAsia="Arial Unicode MS" w:hAnsi="Arial Unicode MS"/>
-          <w:b w:val="1"/>
-          <w:bCs w:val="1"/>
-          <w:sz w:val="16"/>
-          <w:szCs w:val="16"/>
-          <w:rtl w:val="0"/>
-        </w:rPr>
-        <w:t xml:space="preserve">    </w:t>
-        <w:tab/>
-        <w:t xml:space="preserve">studentDetail.setStudent(student);     </w:t>
-        <w:tab/>
-        <w:t xml:space="preserve">//주인 쪽</w:t>
-      </w:r>
-    </w:p>
-    <w:p>
-      <w:pPr>
-        <w:shd w:fill="f5f5f5" w:val="clear"/>
-        <w:jc w:val="both"/>
-        <w:rPr>
-          <w:rFonts w:ascii="Roboto Mono" w:cs="Roboto Mono" w:eastAsia="Roboto Mono" w:hAnsi="Roboto Mono"/>
-          <w:b w:val="1"/>
-          <w:bCs w:val="1"/>
-          <w:sz w:val="16"/>
-          <w:szCs w:val="16"/>
-        </w:rPr>
-      </w:pPr>
-      <w:r>
-        <w:rPr>
-          <w:rFonts w:ascii="Arial Unicode MS" w:cs="Arial Unicode MS" w:eastAsia="Arial Unicode MS" w:hAnsi="Arial Unicode MS"/>
-          <w:b w:val="1"/>
-          <w:bCs w:val="1"/>
-          <w:sz w:val="16"/>
-          <w:szCs w:val="16"/>
-          <w:rtl w:val="0"/>
-        </w:rPr>
-        <w:t xml:space="preserve">        student.setStudentDetail(studentDetail);   //비주인 쪽</w:t>
-      </w:r>
-    </w:p>
-    <w:p>
-      <w:pPr>
-        <w:shd w:fill="f5f5f5" w:val="clear"/>
-        <w:jc w:val="both"/>
-        <w:rPr>
-          <w:rFonts w:ascii="Roboto Mono" w:cs="Roboto Mono" w:eastAsia="Roboto Mono" w:hAnsi="Roboto Mono"/>
-          <w:b w:val="1"/>
-          <w:bCs w:val="1"/>
-          <w:sz w:val="16"/>
-          <w:szCs w:val="16"/>
-        </w:rPr>
-      </w:pPr>
-      <w:r>
-        <w:rPr>
-          <w:rFonts w:ascii="Roboto Mono" w:cs="Roboto Mono" w:eastAsia="Roboto Mono" w:hAnsi="Roboto Mono"/>
-          <w:b w:val="1"/>
-          <w:bCs w:val="1"/>
-          <w:sz w:val="16"/>
-          <w:szCs w:val="16"/>
-          <w:rtl w:val="0"/>
-        </w:rPr>
-        <w:tab/>
+      <w:r>
+        <w:rPr>
+          <w:rFonts w:ascii="Roboto Mono" w:hAnsi="Roboto Mono" w:eastAsia="Roboto Mono" w:cs="Roboto Mono"/>
+          <w:b/>
+          <w:sz w:val="16"/>
+        </w:rPr>
+        <w:t xml:space="preserve">    studentDetail = new StudentDetail();</w:t>
+      </w:r>
+    </w:p>
+    <w:p>
+      <w:r>
+        <w:rPr>
+          <w:rFonts w:ascii="Roboto Mono" w:hAnsi="Roboto Mono" w:eastAsia="Roboto Mono" w:cs="Roboto Mono"/>
+          <w:b/>
+          <w:sz w:val="16"/>
+        </w:rPr>
+        <w:t xml:space="preserve">    studentDetail.setStudent(student);</w:t>
+      </w:r>
+    </w:p>
+    <w:p>
+      <w:r>
+        <w:rPr>
+          <w:rFonts w:ascii="Roboto Mono" w:hAnsi="Roboto Mono" w:eastAsia="Roboto Mono" w:cs="Roboto Mono"/>
+          <w:b/>
+          <w:sz w:val="16"/>
+        </w:rPr>
+        <w:t xml:space="preserve">    student.setStudentDetail(studentDetail);      &lt;- 영속 상태의 Student 에 연결됨</w:t>
+      </w:r>
+    </w:p>
+    <w:p>
+      <w:r>
+        <w:rPr>
+          <w:rFonts w:ascii="Roboto Mono" w:hAnsi="Roboto Mono" w:eastAsia="Roboto Mono" w:cs="Roboto Mono"/>
+          <w:b/>
+          <w:sz w:val="16"/>
+        </w:rPr>
         <w:t xml:space="preserve">}</w:t>
       </w:r>
     </w:p>
     <w:p>
-      <w:pPr>
-        <w:shd w:fill="f5f5f5" w:val="clear"/>
-        <w:jc w:val="both"/>
-        <w:rPr>
-          <w:rFonts w:ascii="Roboto Mono" w:cs="Roboto Mono" w:eastAsia="Roboto Mono" w:hAnsi="Roboto Mono"/>
-          <w:b w:val="1"/>
-          <w:bCs w:val="1"/>
-          <w:sz w:val="16"/>
-          <w:szCs w:val="16"/>
-        </w:rPr>
-      </w:pPr>
-      <w:r>
-        <w:rPr>
-          <w:rFonts w:ascii="Roboto Mono" w:cs="Roboto Mono" w:eastAsia="Roboto Mono" w:hAnsi="Roboto Mono"/>
-          <w:b w:val="1"/>
-          <w:bCs w:val="1"/>
-          <w:sz w:val="16"/>
-          <w:szCs w:val="16"/>
-          <w:rtl w:val="0"/>
+      <w:r>
+        <w:rPr>
+          <w:rFonts w:ascii="Roboto Mono" w:hAnsi="Roboto Mono" w:eastAsia="Roboto Mono" w:cs="Roboto Mono"/>
+          <w:b/>
+          <w:sz w:val="16"/>
         </w:rPr>
         <w:t xml:space="preserve"> </w:t>
       </w:r>
     </w:p>
     <w:p>
-      <w:pPr>
-        <w:shd w:fill="f5f5f5" w:val="clear"/>
-        <w:jc w:val="both"/>
-        <w:rPr>
-          <w:rFonts w:ascii="Roboto Mono" w:cs="Roboto Mono" w:eastAsia="Roboto Mono" w:hAnsi="Roboto Mono"/>
-          <w:b w:val="1"/>
-          <w:bCs w:val="1"/>
-          <w:sz w:val="16"/>
-          <w:szCs w:val="16"/>
-        </w:rPr>
-      </w:pPr>
-      <w:r>
-        <w:rPr>
-          <w:rFonts w:ascii="Arial Unicode MS" w:cs="Arial Unicode MS" w:eastAsia="Arial Unicode MS" w:hAnsi="Arial Unicode MS"/>
-          <w:b w:val="1"/>
-          <w:bCs w:val="1"/>
-          <w:sz w:val="16"/>
-          <w:szCs w:val="16"/>
-          <w:rtl w:val="0"/>
-        </w:rPr>
-        <w:tab/>
-        <w:t xml:space="preserve">// ... 이메일/전화번호 중복 검사 ...</w:t>
-      </w:r>
-    </w:p>
-    <w:p>
-      <w:pPr>
-        <w:shd w:fill="f5f5f5" w:val="clear"/>
-        <w:jc w:val="both"/>
-        <w:rPr>
-          <w:rFonts w:ascii="Roboto Mono" w:cs="Roboto Mono" w:eastAsia="Roboto Mono" w:hAnsi="Roboto Mono"/>
-          <w:b w:val="1"/>
-          <w:bCs w:val="1"/>
-          <w:sz w:val="16"/>
-          <w:szCs w:val="16"/>
-        </w:rPr>
-      </w:pPr>
-      <w:r>
-        <w:rPr>
-          <w:rFonts w:ascii="Roboto Mono" w:cs="Roboto Mono" w:eastAsia="Roboto Mono" w:hAnsi="Roboto Mono"/>
-          <w:b w:val="1"/>
-          <w:bCs w:val="1"/>
-          <w:sz w:val="16"/>
-          <w:szCs w:val="16"/>
-          <w:rtl w:val="0"/>
+      <w:r>
+        <w:rPr>
+          <w:rFonts w:ascii="Roboto Mono" w:hAnsi="Roboto Mono" w:eastAsia="Roboto Mono" w:cs="Roboto Mono"/>
+          <w:b/>
+          <w:sz w:val="16"/>
+        </w:rPr>
+        <w:t xml:space="preserve">// (2) 중복 검사 - 여기서 조회 쿼리가 실행된다</w:t>
+      </w:r>
+    </w:p>
+    <w:p>
+      <w:r>
+        <w:rPr>
+          <w:rFonts w:ascii="Roboto Mono" w:hAnsi="Roboto Mono" w:eastAsia="Roboto Mono" w:cs="Roboto Mono"/>
+          <w:b/>
+          <w:sz w:val="16"/>
+        </w:rPr>
+        <w:t xml:space="preserve">if (isEmailChangingAndExists(studentDetail, request.getDetailRequest())) { ... }</w:t>
+      </w:r>
+    </w:p>
+    <w:p>
+      <w:r>
+        <w:rPr>
+          <w:rFonts w:ascii="Roboto Mono" w:hAnsi="Roboto Mono" w:eastAsia="Roboto Mono" w:cs="Roboto Mono"/>
+          <w:b/>
+          <w:sz w:val="16"/>
         </w:rPr>
         <w:t xml:space="preserve"> </w:t>
       </w:r>
     </w:p>
     <w:p>
-      <w:pPr>
-        <w:shd w:fill="f5f5f5" w:val="clear"/>
-        <w:jc w:val="both"/>
-        <w:rPr>
-          <w:rFonts w:ascii="Roboto Mono" w:cs="Roboto Mono" w:eastAsia="Roboto Mono" w:hAnsi="Roboto Mono"/>
-          <w:b w:val="1"/>
-          <w:bCs w:val="1"/>
-          <w:sz w:val="16"/>
-          <w:szCs w:val="16"/>
-        </w:rPr>
-      </w:pPr>
-      <w:r>
-        <w:rPr>
-          <w:rFonts w:ascii="Arial Unicode MS" w:cs="Arial Unicode MS" w:eastAsia="Arial Unicode MS" w:hAnsi="Arial Unicode MS"/>
-          <w:b w:val="1"/>
-          <w:bCs w:val="1"/>
-          <w:sz w:val="16"/>
-          <w:szCs w:val="16"/>
-          <w:rtl w:val="0"/>
-        </w:rPr>
-        <w:tab/>
-        <w:t xml:space="preserve">//영속 상태의 엔티티이므로 값만 바꾸면 변경 감지(Dirty Checking)로 UPDATE 가 실행된다</w:t>
-      </w:r>
-    </w:p>
-    <w:p>
-      <w:pPr>
-        <w:shd w:fill="f5f5f5" w:val="clear"/>
-        <w:jc w:val="both"/>
-        <w:rPr>
-          <w:rFonts w:ascii="Roboto Mono" w:cs="Roboto Mono" w:eastAsia="Roboto Mono" w:hAnsi="Roboto Mono"/>
-          <w:b w:val="1"/>
-          <w:bCs w:val="1"/>
-          <w:sz w:val="16"/>
-          <w:szCs w:val="16"/>
-        </w:rPr>
-      </w:pPr>
-      <w:r>
-        <w:rPr>
-          <w:rFonts w:ascii="Roboto Mono" w:cs="Roboto Mono" w:eastAsia="Roboto Mono" w:hAnsi="Roboto Mono"/>
-          <w:b w:val="1"/>
-          <w:bCs w:val="1"/>
-          <w:sz w:val="16"/>
-          <w:szCs w:val="16"/>
-          <w:rtl w:val="0"/>
-        </w:rPr>
-        <w:tab/>
+      <w:r>
+        <w:rPr>
+          <w:rFonts w:ascii="Roboto Mono" w:hAnsi="Roboto Mono" w:eastAsia="Roboto Mono" w:cs="Roboto Mono"/>
+          <w:b/>
+          <w:sz w:val="16"/>
+        </w:rPr>
+        <w:t xml:space="preserve">// (3) 이제서야 값을 채운다</w:t>
+      </w:r>
+    </w:p>
+    <w:p>
+      <w:r>
+        <w:rPr>
+          <w:rFonts w:ascii="Roboto Mono" w:hAnsi="Roboto Mono" w:eastAsia="Roboto Mono" w:cs="Roboto Mono"/>
+          <w:b/>
+          <w:sz w:val="16"/>
+        </w:rPr>
         <w:t xml:space="preserve">studentDetail.setAddress(request.getDetailRequest().getAddress());</w:t>
       </w:r>
     </w:p>
     <w:p>
-      <w:pPr>
-        <w:shd w:fill="f5f5f5" w:val="clear"/>
-        <w:jc w:val="both"/>
-        <w:rPr>
-          <w:rFonts w:ascii="Roboto Mono" w:cs="Roboto Mono" w:eastAsia="Roboto Mono" w:hAnsi="Roboto Mono"/>
-          <w:b w:val="1"/>
-          <w:bCs w:val="1"/>
-          <w:sz w:val="16"/>
-          <w:szCs w:val="16"/>
-        </w:rPr>
-      </w:pPr>
-      <w:r>
-        <w:rPr>
-          <w:rFonts w:ascii="Roboto Mono" w:cs="Roboto Mono" w:eastAsia="Roboto Mono" w:hAnsi="Roboto Mono"/>
-          <w:b w:val="1"/>
-          <w:bCs w:val="1"/>
-          <w:sz w:val="16"/>
-          <w:szCs w:val="16"/>
-          <w:rtl w:val="0"/>
-        </w:rPr>
-        <w:t xml:space="preserve">    studentDetail.setPhoneNumber(request.getDetailRequest().getPhoneNumber());</w:t>
-      </w:r>
-    </w:p>
-    <w:p>
-      <w:pPr>
-        <w:shd w:fill="f5f5f5" w:val="clear"/>
-        <w:jc w:val="both"/>
-        <w:rPr>
-          <w:rFonts w:ascii="Roboto Mono" w:cs="Roboto Mono" w:eastAsia="Roboto Mono" w:hAnsi="Roboto Mono"/>
-          <w:b w:val="1"/>
-          <w:bCs w:val="1"/>
-          <w:sz w:val="16"/>
-          <w:szCs w:val="16"/>
-        </w:rPr>
-      </w:pPr>
-      <w:r>
-        <w:rPr>
-          <w:rFonts w:ascii="Roboto Mono" w:cs="Roboto Mono" w:eastAsia="Roboto Mono" w:hAnsi="Roboto Mono"/>
-          <w:b w:val="1"/>
-          <w:bCs w:val="1"/>
-          <w:sz w:val="16"/>
-          <w:szCs w:val="16"/>
-          <w:rtl w:val="0"/>
-        </w:rPr>
-        <w:t xml:space="preserve">    studentDetail.setEmail(request.getDetailRequest().getEmail());</w:t>
-      </w:r>
-    </w:p>
-    <w:p>
-      <w:pPr>
-        <w:shd w:fill="f5f5f5" w:val="clear"/>
-        <w:jc w:val="both"/>
-        <w:rPr>
-          <w:rFonts w:ascii="Roboto Mono" w:cs="Roboto Mono" w:eastAsia="Roboto Mono" w:hAnsi="Roboto Mono"/>
-          <w:b w:val="1"/>
-          <w:bCs w:val="1"/>
-          <w:sz w:val="16"/>
-          <w:szCs w:val="16"/>
-        </w:rPr>
-      </w:pPr>
-      <w:r>
-        <w:rPr>
-          <w:rFonts w:ascii="Roboto Mono" w:cs="Roboto Mono" w:eastAsia="Roboto Mono" w:hAnsi="Roboto Mono"/>
-          <w:b w:val="1"/>
-          <w:bCs w:val="1"/>
-          <w:sz w:val="16"/>
-          <w:szCs w:val="16"/>
-          <w:rtl w:val="0"/>
-        </w:rPr>
-        <w:t xml:space="preserve">    studentDetail.setDateOfBirth(request.getDetailRequest().getDateOfBirth());</w:t>
-      </w:r>
-    </w:p>
-    <w:p>
-      <w:pPr>
-        <w:shd w:fill="f5f5f5" w:val="clear"/>
-        <w:jc w:val="both"/>
-        <w:rPr>
-          <w:rFonts w:ascii="Roboto Mono" w:cs="Roboto Mono" w:eastAsia="Roboto Mono" w:hAnsi="Roboto Mono"/>
-          <w:b w:val="1"/>
-          <w:bCs w:val="1"/>
-          <w:sz w:val="16"/>
-          <w:szCs w:val="16"/>
-        </w:rPr>
-      </w:pPr>
-      <w:r>
-        <w:rPr>
-          <w:rFonts w:ascii="Roboto Mono" w:cs="Roboto Mono" w:eastAsia="Roboto Mono" w:hAnsi="Roboto Mono"/>
-          <w:b w:val="1"/>
-          <w:bCs w:val="1"/>
-          <w:sz w:val="16"/>
-          <w:szCs w:val="16"/>
-          <w:rtl w:val="0"/>
+      <w:r>
+        <w:rPr>
+          <w:rFonts w:ascii="Malgun Gothic" w:hAnsi="Malgun Gothic" w:eastAsia="Malgun Gothic" w:cs="Malgun Gothic"/>
+          <w:b/>
+          <w:sz w:val="20"/>
+        </w:rPr>
+        <w:t xml:space="preserve">●    </w:t>
+      </w:r>
+      <w:r>
+        <w:rPr>
+          <w:rFonts w:ascii="Malgun Gothic" w:hAnsi="Malgun Gothic" w:eastAsia="Malgun Gothic" w:cs="Malgun Gothic"/>
+          <w:b/>
+          <w:sz w:val="18"/>
+        </w:rPr>
+        <w:t xml:space="preserve">(1) 에서 </w:t>
+      </w:r>
+      <w:r>
+        <w:rPr>
+          <w:rFonts w:ascii="Roboto Mono" w:hAnsi="Roboto Mono" w:eastAsia="Roboto Mono" w:cs="Roboto Mono"/>
+          <w:b/>
+          <w:sz w:val="18"/>
+        </w:rPr>
+        <w:t xml:space="preserve">Student</w:t>
+      </w:r>
+      <w:r>
+        <w:rPr>
+          <w:rFonts w:ascii="Malgun Gothic" w:hAnsi="Malgun Gothic" w:eastAsia="Malgun Gothic" w:cs="Malgun Gothic"/>
+          <w:b/>
+          <w:sz w:val="18"/>
+        </w:rPr>
+        <w:t xml:space="preserve"> 는 이미 영속 상태이고 </w:t>
+      </w:r>
+      <w:r>
+        <w:rPr>
+          <w:rFonts w:ascii="Roboto Mono" w:hAnsi="Roboto Mono" w:eastAsia="Roboto Mono" w:cs="Roboto Mono"/>
+          <w:b/>
+          <w:sz w:val="18"/>
+        </w:rPr>
+        <w:t xml:space="preserve">cascade = CascadeType.ALL</w:t>
+      </w:r>
+      <w:r>
+        <w:rPr>
+          <w:rFonts w:ascii="Malgun Gothic" w:hAnsi="Malgun Gothic" w:eastAsia="Malgun Gothic" w:cs="Malgun Gothic"/>
+          <w:b/>
+          <w:sz w:val="18"/>
+        </w:rPr>
+        <w:t xml:space="preserve"> 이 걸려 있으므로, 연결된 </w:t>
+      </w:r>
+      <w:r>
+        <w:rPr>
+          <w:rFonts w:ascii="Roboto Mono" w:hAnsi="Roboto Mono" w:eastAsia="Roboto Mono" w:cs="Roboto Mono"/>
+          <w:b/>
+          <w:sz w:val="18"/>
+        </w:rPr>
+        <w:t xml:space="preserve">StudentDetail</w:t>
+      </w:r>
+      <w:r>
+        <w:rPr>
+          <w:rFonts w:ascii="Malgun Gothic" w:hAnsi="Malgun Gothic" w:eastAsia="Malgun Gothic" w:cs="Malgun Gothic"/>
+          <w:b/>
+          <w:sz w:val="18"/>
+        </w:rPr>
+        <w:t xml:space="preserve"> 도 저장 대상이 됩니다.</w:t>
+      </w:r>
+    </w:p>
+    <w:p>
+      <w:r>
+        <w:rPr>
+          <w:rFonts w:ascii="Malgun Gothic" w:hAnsi="Malgun Gothic" w:eastAsia="Malgun Gothic" w:cs="Malgun Gothic"/>
+          <w:b/>
+          <w:sz w:val="20"/>
+        </w:rPr>
+        <w:t xml:space="preserve">●    </w:t>
+      </w:r>
+      <w:r>
+        <w:rPr>
+          <w:rFonts w:ascii="Malgun Gothic" w:hAnsi="Malgun Gothic" w:eastAsia="Malgun Gothic" w:cs="Malgun Gothic"/>
+          <w:b/>
+          <w:sz w:val="18"/>
+        </w:rPr>
+        <w:t xml:space="preserve">(2) 의 </w:t>
+      </w:r>
+      <w:r>
+        <w:rPr>
+          <w:rFonts w:ascii="Roboto Mono" w:hAnsi="Roboto Mono" w:eastAsia="Roboto Mono" w:cs="Roboto Mono"/>
+          <w:b/>
+          <w:sz w:val="18"/>
+        </w:rPr>
+        <w:t xml:space="preserve">existsByEmail()</w:t>
+      </w:r>
+      <w:r>
+        <w:rPr>
+          <w:rFonts w:ascii="Malgun Gothic" w:hAnsi="Malgun Gothic" w:eastAsia="Malgun Gothic" w:cs="Malgun Gothic"/>
+          <w:b/>
+          <w:sz w:val="18"/>
+        </w:rPr>
+        <w:t xml:space="preserve"> 은 조회 쿼리입니다. JPA 의 기본 플러시 모드는 AUTO 라서, 조회 결과의 정확성을 보장하기 위해 쿼리 실행 전에 영속성 컨텍스트를 flush 합니다.</w:t>
+      </w:r>
+    </w:p>
+    <w:p>
+      <w:r>
+        <w:rPr>
+          <w:rFonts w:ascii="Malgun Gothic" w:hAnsi="Malgun Gothic" w:eastAsia="Malgun Gothic" w:cs="Malgun Gothic"/>
+          <w:b/>
+          <w:sz w:val="20"/>
+        </w:rPr>
+        <w:t xml:space="preserve">●    </w:t>
+      </w:r>
+      <w:r>
+        <w:rPr>
+          <w:rFonts w:ascii="Malgun Gothic" w:hAnsi="Malgun Gothic" w:eastAsia="Malgun Gothic" w:cs="Malgun Gothic"/>
+          <w:b/>
+          <w:sz w:val="18"/>
+        </w:rPr>
+        <w:t xml:space="preserve">이때 아직 값이 채워지지 않은 </w:t>
+      </w:r>
+      <w:r>
+        <w:rPr>
+          <w:rFonts w:ascii="Roboto Mono" w:hAnsi="Roboto Mono" w:eastAsia="Roboto Mono" w:cs="Roboto Mono"/>
+          <w:b/>
+          <w:sz w:val="18"/>
+        </w:rPr>
+        <w:t xml:space="preserve">StudentDetail</w:t>
+      </w:r>
+      <w:r>
+        <w:rPr>
+          <w:rFonts w:ascii="Malgun Gothic" w:hAnsi="Malgun Gothic" w:eastAsia="Malgun Gothic" w:cs="Malgun Gothic"/>
+          <w:b/>
+          <w:sz w:val="18"/>
+        </w:rPr>
+        <w:t xml:space="preserve"> 이 INSERT 되면서 </w:t>
+      </w:r>
+      <w:r>
+        <w:rPr>
+          <w:rFonts w:ascii="Roboto Mono" w:hAnsi="Roboto Mono" w:eastAsia="Roboto Mono" w:cs="Roboto Mono"/>
+          <w:b/>
+          <w:sz w:val="18"/>
+        </w:rPr>
+        <w:t xml:space="preserve">address</w:t>
+      </w:r>
+      <w:r>
+        <w:rPr>
+          <w:rFonts w:ascii="Malgun Gothic" w:hAnsi="Malgun Gothic" w:eastAsia="Malgun Gothic" w:cs="Malgun Gothic"/>
+          <w:b/>
+          <w:sz w:val="18"/>
+        </w:rPr>
+        <w:t xml:space="preserve"> 의 NOT NULL 제약을 위반합니다.</w:t>
+      </w:r>
+    </w:p>
+    <w:p>
+      <w:r>
+        <w:rPr>
+          <w:rFonts w:ascii="Malgun Gothic" w:hAnsi="Malgun Gothic" w:eastAsia="Malgun Gothic" w:cs="Malgun Gothic"/>
+          <w:b/>
+          <w:sz w:val="20"/>
+        </w:rPr>
+        <w:t xml:space="preserve">●    </w:t>
+      </w:r>
+      <w:r>
+        <w:rPr>
+          <w:rFonts w:ascii="Malgun Gothic" w:hAnsi="Malgun Gothic" w:eastAsia="Malgun Gothic" w:cs="Malgun Gothic"/>
+          <w:b/>
+          <w:sz w:val="18"/>
+        </w:rPr>
+        <w:t xml:space="preserve">(3) 의 setter 는 실행되지도 못합니다. 이미 (2) 에서 예외가 발생했기 때문입니다.</w:t>
+      </w:r>
+    </w:p>
+    <w:p>
+      <w:r>
+        <w:rPr>
+          <w:rFonts w:ascii="Malgun Gothic" w:hAnsi="Malgun Gothic" w:eastAsia="Malgun Gothic" w:cs="Malgun Gothic"/>
+          <w:b/>
+          <w:sz w:val="18"/>
+        </w:rPr>
+        <w:t xml:space="preserve">해결 - 중복 검사를 먼저 수행한다</w:t>
+      </w:r>
+    </w:p>
+    <w:p>
+      <w:r>
+        <w:rPr>
+          <w:rFonts w:ascii="Malgun Gothic" w:hAnsi="Malgun Gothic" w:eastAsia="Malgun Gothic" w:cs="Malgun Gothic"/>
+          <w:b/>
+          <w:sz w:val="18"/>
+        </w:rPr>
+        <w:t xml:space="preserve">위 3) 의 코드가 수정된 결과입니다. 검사가 끝난 뒤에 </w:t>
+      </w:r>
+      <w:r>
+        <w:rPr>
+          <w:rFonts w:ascii="Roboto Mono" w:hAnsi="Roboto Mono" w:eastAsia="Roboto Mono" w:cs="Roboto Mono"/>
+          <w:b/>
+          <w:sz w:val="18"/>
+        </w:rPr>
+        <w:t xml:space="preserve">StudentDetail</w:t>
+      </w:r>
+      <w:r>
+        <w:rPr>
+          <w:rFonts w:ascii="Malgun Gothic" w:hAnsi="Malgun Gothic" w:eastAsia="Malgun Gothic" w:cs="Malgun Gothic"/>
+          <w:b/>
+          <w:sz w:val="18"/>
+        </w:rPr>
+        <w:t xml:space="preserve"> 을 만들어 연결합니다.</w:t>
+      </w:r>
+    </w:p>
+    <w:p>
+      <w:r>
+        <w:rPr>
+          <w:rFonts w:ascii="Malgun Gothic" w:hAnsi="Malgun Gothic" w:eastAsia="Malgun Gothic" w:cs="Malgun Gothic"/>
+          <w:b/>
+          <w:sz w:val="18"/>
+        </w:rPr>
+        <w:t xml:space="preserve">검사 헬퍼 메서드도 </w:t>
+      </w:r>
+      <w:r>
+        <w:rPr>
+          <w:rFonts w:ascii="Roboto Mono" w:hAnsi="Roboto Mono" w:eastAsia="Roboto Mono" w:cs="Roboto Mono"/>
+          <w:b/>
+          <w:sz w:val="18"/>
+        </w:rPr>
+        <w:t xml:space="preserve">currentDetail</w:t>
+      </w:r>
+      <w:r>
+        <w:rPr>
+          <w:rFonts w:ascii="Malgun Gothic" w:hAnsi="Malgun Gothic" w:eastAsia="Malgun Gothic" w:cs="Malgun Gothic"/>
+          <w:b/>
+          <w:sz w:val="18"/>
+        </w:rPr>
+        <w:t xml:space="preserve"> 이 </w:t>
+      </w:r>
+      <w:r>
+        <w:rPr>
+          <w:rFonts w:ascii="Roboto Mono" w:hAnsi="Roboto Mono" w:eastAsia="Roboto Mono" w:cs="Roboto Mono"/>
+          <w:b/>
+          <w:sz w:val="18"/>
+        </w:rPr>
+        <w:t xml:space="preserve">null</w:t>
+      </w:r>
+      <w:r>
+        <w:rPr>
+          <w:rFonts w:ascii="Malgun Gothic" w:hAnsi="Malgun Gothic" w:eastAsia="Malgun Gothic" w:cs="Malgun Gothic"/>
+          <w:b/>
+          <w:sz w:val="18"/>
+        </w:rPr>
+        <w:t xml:space="preserve"> 인 경우를 처리하도록 함께 수정했습니다. 상세정보가 아직 없는 학생이면 </w:t>
+      </w:r>
+      <w:r>
+        <w:rPr>
+          <w:rFonts w:ascii="Roboto Mono" w:hAnsi="Roboto Mono" w:eastAsia="Roboto Mono" w:cs="Roboto Mono"/>
+          <w:b/>
+          <w:sz w:val="18"/>
+        </w:rPr>
+        <w:t xml:space="preserve">null</w:t>
+      </w:r>
+      <w:r>
+        <w:rPr>
+          <w:rFonts w:ascii="Malgun Gothic" w:hAnsi="Malgun Gothic" w:eastAsia="Malgun Gothic" w:cs="Malgun Gothic"/>
+          <w:b/>
+          <w:sz w:val="18"/>
+        </w:rPr>
+        <w:t xml:space="preserve"> 이 넘어오기 때문입니다.</w:t>
+      </w:r>
+    </w:p>
+    <w:p>
+      <w:r>
+        <w:rPr>
+          <w:rFonts w:ascii="Roboto Mono" w:hAnsi="Roboto Mono" w:eastAsia="Roboto Mono" w:cs="Roboto Mono"/>
+          <w:b/>
+          <w:sz w:val="16"/>
+        </w:rPr>
+        <w:t xml:space="preserve">private boolean isEmailChangingAndExists(StudentDetail currentDetail,</w:t>
+      </w:r>
+    </w:p>
+    <w:p>
+      <w:r>
+        <w:rPr>
+          <w:rFonts w:ascii="Roboto Mono" w:hAnsi="Roboto Mono" w:eastAsia="Roboto Mono" w:cs="Roboto Mono"/>
+          <w:b/>
+          <w:sz w:val="16"/>
+        </w:rPr>
+        <w:t xml:space="preserve">                                         StudentDTO.StudentDetailDTO newDetail) {</w:t>
+      </w:r>
+    </w:p>
+    <w:p>
+      <w:r>
+        <w:rPr>
+          <w:rFonts w:ascii="Roboto Mono" w:hAnsi="Roboto Mono" w:eastAsia="Roboto Mono" w:cs="Roboto Mono"/>
+          <w:b/>
+          <w:sz w:val="16"/>
+        </w:rPr>
+        <w:t xml:space="preserve">    //상세정보가 아직 없는 경우 currentDetail 은 null 이다</w:t>
+      </w:r>
+    </w:p>
+    <w:p>
+      <w:r>
+        <w:rPr>
+          <w:rFonts w:ascii="Roboto Mono" w:hAnsi="Roboto Mono" w:eastAsia="Roboto Mono" w:cs="Roboto Mono"/>
+          <w:b/>
+          <w:sz w:val="16"/>
+        </w:rPr>
+        <w:t xml:space="preserve">    String currentEmail = currentDetail == null ? null : currentDetail.getEmail();</w:t>
+      </w:r>
+    </w:p>
+    <w:p>
+      <w:r>
+        <w:rPr>
+          <w:rFonts w:ascii="Roboto Mono" w:hAnsi="Roboto Mono" w:eastAsia="Roboto Mono" w:cs="Roboto Mono"/>
+          <w:b/>
+          <w:sz w:val="16"/>
+        </w:rPr>
+        <w:t xml:space="preserve">    return newDetail.getEmail() != null &amp;&amp;</w:t>
+      </w:r>
+    </w:p>
+    <w:p>
+      <w:r>
+        <w:rPr>
+          <w:rFonts w:ascii="Roboto Mono" w:hAnsi="Roboto Mono" w:eastAsia="Roboto Mono" w:cs="Roboto Mono"/>
+          <w:b/>
+          <w:sz w:val="16"/>
+        </w:rPr>
+        <w:t xml:space="preserve">            !newDetail.getEmail().isEmpty() &amp;&amp;</w:t>
+      </w:r>
+    </w:p>
+    <w:p>
+      <w:r>
+        <w:rPr>
+          <w:rFonts w:ascii="Roboto Mono" w:hAnsi="Roboto Mono" w:eastAsia="Roboto Mono" w:cs="Roboto Mono"/>
+          <w:b/>
+          <w:sz w:val="16"/>
+        </w:rPr>
+        <w:t xml:space="preserve">            (currentEmail == null || !currentEmail.equals(newDetail.getEmail())) &amp;&amp;</w:t>
+      </w:r>
+    </w:p>
+    <w:p>
+      <w:r>
+        <w:rPr>
+          <w:rFonts w:ascii="Roboto Mono" w:hAnsi="Roboto Mono" w:eastAsia="Roboto Mono" w:cs="Roboto Mono"/>
+          <w:b/>
+          <w:sz w:val="16"/>
+        </w:rPr>
+        <w:t xml:space="preserve">            studentDetailRepository.existsByEmail(newDetail.getEmail());</w:t>
+      </w:r>
+    </w:p>
+    <w:p>
+      <w:r>
+        <w:rPr>
+          <w:rFonts w:ascii="Roboto Mono" w:hAnsi="Roboto Mono" w:eastAsia="Roboto Mono" w:cs="Roboto Mono"/>
+          <w:b/>
+          <w:sz w:val="16"/>
         </w:rPr>
         <w:t xml:space="preserve">}</w:t>
       </w:r>
     </w:p>
     <w:p>
+      <w:r>
+        <w:rPr>
+          <w:rFonts w:ascii="Malgun Gothic" w:hAnsi="Malgun Gothic" w:eastAsia="Malgun Gothic" w:cs="Malgun Gothic"/>
+          <w:b/>
+          <w:sz w:val="18"/>
+        </w:rPr>
+        <w:t xml:space="preserve">동작 확인</w:t>
+      </w:r>
+    </w:p>
+    <w:p>
+      <w:r>
+        <w:rPr>
+          <w:rFonts w:ascii="Roboto Mono" w:hAnsi="Roboto Mono" w:eastAsia="Roboto Mono" w:cs="Roboto Mono"/>
+          <w:b/>
+          <w:sz w:val="16"/>
+        </w:rPr>
+        <w:t xml:space="preserve">PUT /api/students/8   상세정보 없던 학생에 상세정보 추가        -&gt; 200 OK</w:t>
+      </w:r>
+    </w:p>
+    <w:p>
+      <w:r>
+        <w:rPr>
+          <w:rFonts w:ascii="Roboto Mono" w:hAnsi="Roboto Mono" w:eastAsia="Roboto Mono" w:cs="Roboto Mono"/>
+          <w:b/>
+          <w:sz w:val="16"/>
+        </w:rPr>
+        <w:t xml:space="preserve">   {"id":8,"name":"Helen Lee","studentNumber":"CS003",</w:t>
+      </w:r>
+    </w:p>
+    <w:p>
+      <w:r>
+        <w:rPr>
+          <w:rFonts w:ascii="Roboto Mono" w:hAnsi="Roboto Mono" w:eastAsia="Roboto Mono" w:cs="Roboto Mono"/>
+          <w:b/>
+          <w:sz w:val="16"/>
+        </w:rPr>
+        <w:t xml:space="preserve">    "detail":{"id":8,"address":"서울시 노원구", ... }}</w:t>
+      </w:r>
+    </w:p>
+    <w:p>
+      <w:r>
+        <w:rPr>
+          <w:rFonts w:ascii="Roboto Mono" w:hAnsi="Roboto Mono" w:eastAsia="Roboto Mono" w:cs="Roboto Mono"/>
+          <w:b/>
+          <w:sz w:val="16"/>
+        </w:rPr>
+        <w:t xml:space="preserve"> </w:t>
+      </w:r>
+    </w:p>
+    <w:p>
+      <w:r>
+        <w:rPr>
+          <w:rFonts w:ascii="Roboto Mono" w:hAnsi="Roboto Mono" w:eastAsia="Roboto Mono" w:cs="Roboto Mono"/>
+          <w:b/>
+          <w:sz w:val="16"/>
+        </w:rPr>
+        <w:t xml:space="preserve">PUT /api/students/1   상세정보가 이미 있는 학생 수정               -&gt; 200 OK</w:t>
+      </w:r>
+    </w:p>
+    <w:p>
+      <w:r>
+        <w:rPr>
+          <w:rFonts w:ascii="Roboto Mono" w:hAnsi="Roboto Mono" w:eastAsia="Roboto Mono" w:cs="Roboto Mono"/>
+          <w:b/>
+          <w:sz w:val="16"/>
+        </w:rPr>
+        <w:t xml:space="preserve"> </w:t>
+      </w:r>
+    </w:p>
+    <w:p>
+      <w:r>
+        <w:rPr>
+          <w:rFonts w:ascii="Roboto Mono" w:hAnsi="Roboto Mono" w:eastAsia="Roboto Mono" w:cs="Roboto Mono"/>
+          <w:b/>
+          <w:sz w:val="16"/>
+        </w:rPr>
+        <w:t xml:space="preserve">PUT /api/students/8   다른 학생의 이메일로 수정                    -&gt; 409 CONFLICT</w:t>
+      </w:r>
+    </w:p>
+    <w:p>
+      <w:r>
+        <w:rPr>
+          <w:rFonts w:ascii="Roboto Mono" w:hAnsi="Roboto Mono" w:eastAsia="Roboto Mono" w:cs="Roboto Mono"/>
+          <w:b/>
+          <w:sz w:val="16"/>
+        </w:rPr>
+        <w:t xml:space="preserve">   {"statusCode":409,"message":"Student detail already exists with email: ..."}</w:t>
+      </w:r>
+    </w:p>
+    <w:p>
+      <w:r>
+        <w:rPr>
+          <w:rFonts w:ascii="Roboto Mono" w:hAnsi="Roboto Mono" w:eastAsia="Roboto Mono" w:cs="Roboto Mono"/>
+          <w:b/>
+          <w:sz w:val="16"/>
+        </w:rPr>
+        <w:t xml:space="preserve"> </w:t>
+      </w:r>
+    </w:p>
+    <w:p>
+      <w:r>
+        <w:rPr>
+          <w:rFonts w:ascii="Roboto Mono" w:hAnsi="Roboto Mono" w:eastAsia="Roboto Mono" w:cs="Roboto Mono"/>
+          <w:b/>
+          <w:sz w:val="16"/>
+        </w:rPr>
+        <w:t xml:space="preserve">PUT /api/students/8   다른 학생의 전화번호로 수정                  -&gt; 409 CONFLICT</w:t>
+      </w:r>
+    </w:p>
+    <w:p>
+      <w:r>
+        <w:rPr>
+          <w:rFonts w:ascii="Roboto Mono" w:hAnsi="Roboto Mono" w:eastAsia="Roboto Mono" w:cs="Roboto Mono"/>
+          <w:b/>
+          <w:sz w:val="16"/>
+        </w:rPr>
+        <w:t xml:space="preserve"> </w:t>
+      </w:r>
+    </w:p>
+    <w:p>
+      <w:r>
+        <w:rPr>
+          <w:rFonts w:ascii="Roboto Mono" w:hAnsi="Roboto Mono" w:eastAsia="Roboto Mono" w:cs="Roboto Mono"/>
+          <w:b/>
+          <w:sz w:val="16"/>
+        </w:rPr>
+        <w:t xml:space="preserve">PUT /api/students/8   자기 자신의 값 그대로 재수정                 -&gt; 200 OK</w:t>
+      </w:r>
+    </w:p>
+    <w:p>
+      <w:r>
+        <w:rPr>
+          <w:rFonts w:ascii="Roboto Mono" w:hAnsi="Roboto Mono" w:eastAsia="Roboto Mono" w:cs="Roboto Mono"/>
+          <w:b/>
+          <w:sz w:val="16"/>
+        </w:rPr>
+        <w:t xml:space="preserve">   ( 자기 값이 중복으로 잡히지 않는다 )</w:t>
+      </w:r>
+    </w:p>
+    <w:p>
+      <w:r>
+        <w:rPr>
+          <w:rFonts w:ascii="Malgun Gothic" w:hAnsi="Malgun Gothic" w:eastAsia="Malgun Gothic" w:cs="Malgun Gothic"/>
+          <w:b/>
+          <w:sz w:val="18"/>
+        </w:rPr>
+        <w:t xml:space="preserve">여기서 배울 점</w:t>
+      </w:r>
+    </w:p>
+    <w:p>
+      <w:r>
+        <w:rPr>
+          <w:rFonts w:ascii="Malgun Gothic" w:hAnsi="Malgun Gothic" w:eastAsia="Malgun Gothic" w:cs="Malgun Gothic"/>
+          <w:b/>
+          <w:sz w:val="20"/>
+        </w:rPr>
+        <w:t xml:space="preserve">●    </w:t>
+      </w:r>
+      <w:r>
+        <w:rPr>
+          <w:rFonts w:ascii="Malgun Gothic" w:hAnsi="Malgun Gothic" w:eastAsia="Malgun Gothic" w:cs="Malgun Gothic"/>
+          <w:b/>
+          <w:sz w:val="18"/>
+        </w:rPr>
+        <w:t xml:space="preserve">영속 상태의 엔티티에 연관 엔티티를 연결하는 순간, 그 엔티티도 저장 대상이 됩니다. </w:t>
+      </w:r>
+      <w:r>
+        <w:rPr>
+          <w:rFonts w:ascii="Roboto Mono" w:hAnsi="Roboto Mono" w:eastAsia="Roboto Mono" w:cs="Roboto Mono"/>
+          <w:b/>
+          <w:sz w:val="18"/>
+        </w:rPr>
+        <w:t xml:space="preserve">cascade</w:t>
+      </w:r>
+      <w:r>
+        <w:rPr>
+          <w:rFonts w:ascii="Malgun Gothic" w:hAnsi="Malgun Gothic" w:eastAsia="Malgun Gothic" w:cs="Malgun Gothic"/>
+          <w:b/>
+          <w:sz w:val="18"/>
+        </w:rPr>
+        <w:t xml:space="preserve"> 가 걸려 있으면 더욱 그렇습니다.</w:t>
+      </w:r>
+    </w:p>
+    <w:p>
+      <w:r>
+        <w:rPr>
+          <w:rFonts w:ascii="Malgun Gothic" w:hAnsi="Malgun Gothic" w:eastAsia="Malgun Gothic" w:cs="Malgun Gothic"/>
+          <w:b/>
+          <w:sz w:val="20"/>
+        </w:rPr>
+        <w:t xml:space="preserve">●    </w:t>
+      </w:r>
+      <w:r>
+        <w:rPr>
+          <w:rFonts w:ascii="Malgun Gothic" w:hAnsi="Malgun Gothic" w:eastAsia="Malgun Gothic" w:cs="Malgun Gothic"/>
+          <w:b/>
+          <w:sz w:val="18"/>
+        </w:rPr>
+        <w:t xml:space="preserve">조회 쿼리(</w:t>
+      </w:r>
+      <w:r>
+        <w:rPr>
+          <w:rFonts w:ascii="Roboto Mono" w:hAnsi="Roboto Mono" w:eastAsia="Roboto Mono" w:cs="Roboto Mono"/>
+          <w:b/>
+          <w:sz w:val="18"/>
+        </w:rPr>
+        <w:t xml:space="preserve">findBy...</w:t>
+      </w:r>
+      <w:r>
+        <w:rPr>
+          <w:rFonts w:ascii="Malgun Gothic" w:hAnsi="Malgun Gothic" w:eastAsia="Malgun Gothic" w:cs="Malgun Gothic"/>
+          <w:b/>
+          <w:sz w:val="18"/>
+        </w:rPr>
+        <w:t xml:space="preserve">, </w:t>
+      </w:r>
+      <w:r>
+        <w:rPr>
+          <w:rFonts w:ascii="Roboto Mono" w:hAnsi="Roboto Mono" w:eastAsia="Roboto Mono" w:cs="Roboto Mono"/>
+          <w:b/>
+          <w:sz w:val="18"/>
+        </w:rPr>
+        <w:t xml:space="preserve">existsBy...</w:t>
+      </w:r>
+      <w:r>
+        <w:rPr>
+          <w:rFonts w:ascii="Malgun Gothic" w:hAnsi="Malgun Gothic" w:eastAsia="Malgun Gothic" w:cs="Malgun Gothic"/>
+          <w:b/>
+          <w:sz w:val="18"/>
+        </w:rPr>
+        <w:t xml:space="preserve">, </w:t>
+      </w:r>
+      <w:r>
+        <w:rPr>
+          <w:rFonts w:ascii="Roboto Mono" w:hAnsi="Roboto Mono" w:eastAsia="Roboto Mono" w:cs="Roboto Mono"/>
+          <w:b/>
+          <w:sz w:val="18"/>
+        </w:rPr>
+        <w:t xml:space="preserve">countBy...</w:t>
+      </w:r>
+      <w:r>
+        <w:rPr>
+          <w:rFonts w:ascii="Malgun Gothic" w:hAnsi="Malgun Gothic" w:eastAsia="Malgun Gothic" w:cs="Malgun Gothic"/>
+          <w:b/>
+          <w:sz w:val="18"/>
+        </w:rPr>
+        <w:t xml:space="preserve">)는 flush 를 유발합니다. </w:t>
+      </w:r>
+      <w:r>
+        <w:rPr>
+          <w:rFonts w:ascii="Roboto Mono" w:hAnsi="Roboto Mono" w:eastAsia="Roboto Mono" w:cs="Roboto Mono"/>
+          <w:b/>
+          <w:sz w:val="18"/>
+        </w:rPr>
+        <w:t xml:space="preserve">save()</w:t>
+      </w:r>
+      <w:r>
+        <w:rPr>
+          <w:rFonts w:ascii="Malgun Gothic" w:hAnsi="Malgun Gothic" w:eastAsia="Malgun Gothic" w:cs="Malgun Gothic"/>
+          <w:b/>
+          <w:sz w:val="18"/>
+        </w:rPr>
+        <w:t xml:space="preserve"> 를 호출하지 않았다고 해서 아직 저장되지 않은 것이 아닙니다.</w:t>
+      </w:r>
+    </w:p>
+    <w:p>
+      <w:r>
+        <w:rPr>
+          <w:rFonts w:ascii="Malgun Gothic" w:hAnsi="Malgun Gothic" w:eastAsia="Malgun Gothic" w:cs="Malgun Gothic"/>
+          <w:b/>
+          <w:sz w:val="20"/>
+        </w:rPr>
+        <w:t xml:space="preserve">●    </w:t>
+      </w:r>
+      <w:r>
+        <w:rPr>
+          <w:rFonts w:ascii="Malgun Gothic" w:hAnsi="Malgun Gothic" w:eastAsia="Malgun Gothic" w:cs="Malgun Gothic"/>
+          <w:b/>
+          <w:sz w:val="18"/>
+        </w:rPr>
+        <w:t xml:space="preserve">따라서 새 엔티티는 값을 모두 채운 뒤에 연결하거나, 검증을 먼저 끝내고 연결해야 합니다.</w:t>
+      </w:r>
+    </w:p>
+    <w:p>
+      <w:r>
+        <w:rPr>
+          <w:rFonts w:ascii="Malgun Gothic" w:hAnsi="Malgun Gothic" w:eastAsia="Malgun Gothic" w:cs="Malgun Gothic"/>
+          <w:b/>
+          <w:sz w:val="20"/>
+        </w:rPr>
+        <w:t xml:space="preserve">●    </w:t>
+      </w:r>
+      <w:r>
+        <w:rPr>
+          <w:rFonts w:ascii="Malgun Gothic" w:hAnsi="Malgun Gothic" w:eastAsia="Malgun Gothic" w:cs="Malgun Gothic"/>
+          <w:b/>
+          <w:sz w:val="18"/>
+        </w:rPr>
+        <w:t xml:space="preserve">빌더로 값을 모두 채워 생성한 뒤 연결하는 방법도 같은 문제를 예방합니다.</w:t>
+      </w:r>
+    </w:p>
+    <w:p>
       <w:pPr>
         <w:spacing w:after="40" w:before="120" w:line="259" w:lineRule="auto"/>
         <w:jc w:val="both"/>
@@ -11946,7 +12682,7 @@
           <w:szCs w:val="18"/>
           <w:rtl w:val="0"/>
         </w:rPr>
-        <w:t xml:space="preserve">4) 중복 검사 추가</w:t>
+        <w:t>5) 중복 검사 추가</w:t>
       </w:r>
     </w:p>
     <w:p>
@@ -12376,14 +13112,11 @@
       </w:pPr>
       <w:r>
         <w:rPr>
-          <w:rFonts w:ascii="Malgun Gothic" w:cs="Malgun Gothic" w:eastAsia="Malgun Gothic" w:hAnsi="Malgun Gothic"/>
-          <w:b w:val="1"/>
-          <w:bCs w:val="1"/>
-          <w:sz w:val="18"/>
-          <w:szCs w:val="18"/>
-          <w:rtl w:val="0"/>
-        </w:rPr>
-        <w:t xml:space="preserve">5) 조회 메서드마다 쿼리 횟수가 다르다</w:t>
+          <w:rFonts w:ascii="Malgun Gothic" w:hAnsi="Malgun Gothic" w:eastAsia="Malgun Gothic" w:cs="Malgun Gothic"/>
+          <w:b/>
+          <w:sz w:val="18"/>
+        </w:rPr>
+        <w:t xml:space="preserve">6) 조회 메서드와 실행되는 쿼리 횟수</w:t>
       </w:r>
     </w:p>
     <w:p>
@@ -12400,69 +13133,96 @@
       </w:pPr>
       <w:r>
         <w:rPr>
-          <w:rFonts w:ascii="Malgun Gothic" w:cs="Malgun Gothic" w:eastAsia="Malgun Gothic" w:hAnsi="Malgun Gothic"/>
-          <w:b w:val="1"/>
-          <w:bCs w:val="1"/>
+          <w:rFonts w:ascii="Malgun Gothic" w:hAnsi="Malgun Gothic" w:eastAsia="Malgun Gothic" w:cs="Malgun Gothic"/>
+          <w:b/>
           <w:sz w:val="20"/>
-          <w:szCs w:val="20"/>
-          <w:rtl w:val="0"/>
-        </w:rPr>
-        <w:t xml:space="preserve">  ●</w:t>
-      </w:r>
-      <w:r>
-        <w:rPr>
-          <w:rFonts w:ascii="Times New Roman" w:cs="Times New Roman" w:eastAsia="Times New Roman" w:hAnsi="Times New Roman"/>
-          <w:sz w:val="14"/>
-          <w:szCs w:val="14"/>
-          <w:rtl w:val="0"/>
-        </w:rPr>
-        <w:t xml:space="preserve">    </w:t>
-      </w:r>
-      <w:r>
-        <w:rPr>
-          <w:rFonts w:ascii="Roboto Mono" w:cs="Roboto Mono" w:eastAsia="Roboto Mono" w:hAnsi="Roboto Mono"/>
-          <w:b w:val="1"/>
-          <w:bCs w:val="1"/>
-          <w:color w:val="188038"/>
-          <w:sz w:val="18"/>
-          <w:szCs w:val="18"/>
-          <w:rtl w:val="0"/>
+        </w:rPr>
+        <w:t xml:space="preserve">●    </w:t>
+      </w:r>
+      <w:r>
+        <w:rPr>
+          <w:rFonts w:ascii="Roboto Mono" w:hAnsi="Roboto Mono" w:eastAsia="Roboto Mono" w:cs="Roboto Mono"/>
+          <w:b/>
+          <w:sz w:val="18"/>
+        </w:rPr>
+        <w:t xml:space="preserve">getAllStudents()</w:t>
+      </w:r>
+      <w:r>
+        <w:rPr>
+          <w:rFonts w:ascii="Malgun Gothic" w:hAnsi="Malgun Gothic" w:eastAsia="Malgun Gothic" w:cs="Malgun Gothic"/>
+          <w:b/>
+          <w:sz w:val="18"/>
+        </w:rPr>
+        <w:t xml:space="preserve"> : </w:t>
+      </w:r>
+      <w:r>
+        <w:rPr>
+          <w:rFonts w:ascii="Roboto Mono" w:hAnsi="Roboto Mono" w:eastAsia="Roboto Mono" w:cs="Roboto Mono"/>
+          <w:b/>
+          <w:sz w:val="18"/>
+        </w:rPr>
+        <w:t xml:space="preserve">findAllWithStudentDetail()</w:t>
+      </w:r>
+      <w:r>
+        <w:rPr>
+          <w:rFonts w:ascii="Malgun Gothic" w:hAnsi="Malgun Gothic" w:eastAsia="Malgun Gothic" w:cs="Malgun Gothic"/>
+          <w:b/>
+          <w:sz w:val="18"/>
+        </w:rPr>
+        <w:t xml:space="preserve"> 사용 → 학생이 몇 명이든 쿼리 1번</w:t>
+      </w:r>
+    </w:p>
+    <w:p>
+      <w:pPr>
+        <w:spacing w:line="256.8" w:lineRule="auto"/>
+        <w:jc w:val="both"/>
+        <w:rPr>
+          <w:rFonts w:ascii="Malgun Gothic" w:cs="Malgun Gothic" w:eastAsia="Malgun Gothic" w:hAnsi="Malgun Gothic"/>
+          <w:b w:val="1"/>
+          <w:bCs w:val="1"/>
+          <w:sz w:val="18"/>
+          <w:szCs w:val="18"/>
+        </w:rPr>
+      </w:pPr>
+      <w:r>
+        <w:rPr>
+          <w:rFonts w:ascii="Malgun Gothic" w:hAnsi="Malgun Gothic" w:eastAsia="Malgun Gothic" w:cs="Malgun Gothic"/>
+          <w:b/>
+          <w:sz w:val="20"/>
+        </w:rPr>
+        <w:t xml:space="preserve">●    </w:t>
+      </w:r>
+      <w:r>
+        <w:rPr>
+          <w:rFonts w:ascii="Roboto Mono" w:hAnsi="Roboto Mono" w:eastAsia="Roboto Mono" w:cs="Roboto Mono"/>
+          <w:b/>
+          <w:sz w:val="18"/>
         </w:rPr>
         <w:t xml:space="preserve">getStudentById()</w:t>
       </w:r>
       <w:r>
         <w:rPr>
-          <w:rFonts w:ascii="Malgun Gothic" w:cs="Malgun Gothic" w:eastAsia="Malgun Gothic" w:hAnsi="Malgun Gothic"/>
-          <w:b w:val="1"/>
-          <w:bCs w:val="1"/>
-          <w:sz w:val="18"/>
-          <w:szCs w:val="18"/>
-          <w:rtl w:val="0"/>
+          <w:rFonts w:ascii="Malgun Gothic" w:hAnsi="Malgun Gothic" w:eastAsia="Malgun Gothic" w:cs="Malgun Gothic"/>
+          <w:b/>
+          <w:sz w:val="18"/>
         </w:rPr>
         <w:t xml:space="preserve"> : </w:t>
       </w:r>
       <w:r>
         <w:rPr>
-          <w:rFonts w:ascii="Roboto Mono" w:cs="Roboto Mono" w:eastAsia="Roboto Mono" w:hAnsi="Roboto Mono"/>
-          <w:b w:val="1"/>
-          <w:bCs w:val="1"/>
-          <w:color w:val="188038"/>
-          <w:sz w:val="18"/>
-          <w:szCs w:val="18"/>
-          <w:rtl w:val="0"/>
+          <w:rFonts w:ascii="Roboto Mono" w:hAnsi="Roboto Mono" w:eastAsia="Roboto Mono" w:cs="Roboto Mono"/>
+          <w:b/>
+          <w:sz w:val="18"/>
         </w:rPr>
         <w:t xml:space="preserve">findByIdWithStudentDetail()</w:t>
       </w:r>
       <w:r>
         <w:rPr>
-          <w:rFonts w:ascii="Malgun Gothic" w:cs="Malgun Gothic" w:eastAsia="Malgun Gothic" w:hAnsi="Malgun Gothic"/>
-          <w:b w:val="1"/>
-          <w:bCs w:val="1"/>
-          <w:sz w:val="18"/>
-          <w:szCs w:val="18"/>
-          <w:rtl w:val="0"/>
-        </w:rPr>
-        <w:t xml:space="preserve"> 사용 → Fetch Join 이므로 쿼리 1번</w:t>
+          <w:rFonts w:ascii="Malgun Gothic" w:hAnsi="Malgun Gothic" w:eastAsia="Malgun Gothic" w:cs="Malgun Gothic"/>
+          <w:b/>
+          <w:sz w:val="18"/>
+        </w:rPr>
+        <w:t xml:space="preserve"> 사용 → 쿼리 1번</w:t>
       </w:r>
     </w:p>
     <w:p>
@@ -12479,183 +13239,120 @@
       </w:pPr>
       <w:r>
         <w:rPr>
-          <w:rFonts w:ascii="Malgun Gothic" w:cs="Malgun Gothic" w:eastAsia="Malgun Gothic" w:hAnsi="Malgun Gothic"/>
-          <w:b w:val="1"/>
-          <w:bCs w:val="1"/>
+          <w:rFonts w:ascii="Malgun Gothic" w:hAnsi="Malgun Gothic" w:eastAsia="Malgun Gothic" w:cs="Malgun Gothic"/>
+          <w:b/>
           <w:sz w:val="20"/>
-          <w:szCs w:val="20"/>
-          <w:rtl w:val="0"/>
-        </w:rPr>
-        <w:t xml:space="preserve">  ●</w:t>
-      </w:r>
-      <w:r>
-        <w:rPr>
-          <w:rFonts w:ascii="Times New Roman" w:cs="Times New Roman" w:eastAsia="Times New Roman" w:hAnsi="Times New Roman"/>
-          <w:sz w:val="14"/>
-          <w:szCs w:val="14"/>
-          <w:rtl w:val="0"/>
-        </w:rPr>
-        <w:t xml:space="preserve">    </w:t>
-      </w:r>
-      <w:r>
-        <w:rPr>
-          <w:rFonts w:ascii="Roboto Mono" w:cs="Roboto Mono" w:eastAsia="Roboto Mono" w:hAnsi="Roboto Mono"/>
-          <w:b w:val="1"/>
-          <w:bCs w:val="1"/>
-          <w:color w:val="188038"/>
-          <w:sz w:val="18"/>
-          <w:szCs w:val="18"/>
-          <w:rtl w:val="0"/>
+        </w:rPr>
+        <w:t xml:space="preserve">●    </w:t>
+      </w:r>
+      <w:r>
+        <w:rPr>
+          <w:rFonts w:ascii="Roboto Mono" w:hAnsi="Roboto Mono" w:eastAsia="Roboto Mono" w:cs="Roboto Mono"/>
+          <w:b/>
+          <w:sz w:val="18"/>
         </w:rPr>
         <w:t xml:space="preserve">getStudentByStudentNumber()</w:t>
       </w:r>
       <w:r>
         <w:rPr>
-          <w:rFonts w:ascii="Malgun Gothic" w:cs="Malgun Gothic" w:eastAsia="Malgun Gothic" w:hAnsi="Malgun Gothic"/>
-          <w:b w:val="1"/>
-          <w:bCs w:val="1"/>
-          <w:sz w:val="18"/>
-          <w:szCs w:val="18"/>
-          <w:rtl w:val="0"/>
+          <w:rFonts w:ascii="Malgun Gothic" w:hAnsi="Malgun Gothic" w:eastAsia="Malgun Gothic" w:cs="Malgun Gothic"/>
+          <w:b/>
+          <w:sz w:val="18"/>
         </w:rPr>
         <w:t xml:space="preserve"> : </w:t>
       </w:r>
       <w:r>
         <w:rPr>
-          <w:rFonts w:ascii="Roboto Mono" w:cs="Roboto Mono" w:eastAsia="Roboto Mono" w:hAnsi="Roboto Mono"/>
-          <w:b w:val="1"/>
-          <w:bCs w:val="1"/>
-          <w:color w:val="188038"/>
-          <w:sz w:val="18"/>
-          <w:szCs w:val="18"/>
-          <w:rtl w:val="0"/>
+          <w:rFonts w:ascii="Roboto Mono" w:hAnsi="Roboto Mono" w:eastAsia="Roboto Mono" w:cs="Roboto Mono"/>
+          <w:b/>
+          <w:sz w:val="18"/>
         </w:rPr>
         <w:t xml:space="preserve">findByStudentNumber()</w:t>
       </w:r>
       <w:r>
         <w:rPr>
-          <w:rFonts w:ascii="Malgun Gothic" w:cs="Malgun Gothic" w:eastAsia="Malgun Gothic" w:hAnsi="Malgun Gothic"/>
-          <w:b w:val="1"/>
-          <w:bCs w:val="1"/>
-          <w:sz w:val="18"/>
-          <w:szCs w:val="18"/>
-          <w:rtl w:val="0"/>
-        </w:rPr>
-        <w:t xml:space="preserve"> 사용 → LAZY 로딩이므로 쿼리 2번</w:t>
-      </w:r>
-    </w:p>
-    <w:p>
-      <w:pPr>
-        <w:spacing w:line="256.8" w:lineRule="auto"/>
-        <w:jc w:val="both"/>
-        <w:rPr>
-          <w:rFonts w:ascii="Malgun Gothic" w:cs="Malgun Gothic" w:eastAsia="Malgun Gothic" w:hAnsi="Malgun Gothic"/>
-          <w:b w:val="1"/>
-          <w:bCs w:val="1"/>
-          <w:sz w:val="18"/>
-          <w:szCs w:val="18"/>
-        </w:rPr>
-      </w:pPr>
-      <w:r>
-        <w:rPr>
-          <w:rFonts w:ascii="Malgun Gothic" w:cs="Malgun Gothic" w:eastAsia="Malgun Gothic" w:hAnsi="Malgun Gothic"/>
-          <w:b w:val="1"/>
-          <w:bCs w:val="1"/>
+          <w:rFonts w:ascii="Malgun Gothic" w:hAnsi="Malgun Gothic" w:eastAsia="Malgun Gothic" w:cs="Malgun Gothic"/>
+          <w:b/>
+          <w:sz w:val="18"/>
+        </w:rPr>
+        <w:t xml:space="preserve"> 사용 → 쿼리 1번</w:t>
+      </w:r>
+    </w:p>
+    <w:p>
+      <w:pPr>
+        <w:spacing w:after="160" w:line="259" w:lineRule="auto"/>
+        <w:jc w:val="both"/>
+        <w:rPr>
+          <w:rFonts w:ascii="Malgun Gothic" w:cs="Malgun Gothic" w:eastAsia="Malgun Gothic" w:hAnsi="Malgun Gothic"/>
+          <w:b w:val="1"/>
+          <w:bCs w:val="1"/>
+          <w:sz w:val="18"/>
+          <w:szCs w:val="18"/>
+        </w:rPr>
+      </w:pPr>
+      <w:r>
+        <w:rPr>
+          <w:rFonts w:ascii="Malgun Gothic" w:hAnsi="Malgun Gothic" w:eastAsia="Malgun Gothic" w:cs="Malgun Gothic"/>
+          <w:b/>
           <w:sz w:val="20"/>
-          <w:szCs w:val="20"/>
-          <w:rtl w:val="0"/>
-        </w:rPr>
-        <w:t xml:space="preserve">  ●</w:t>
-      </w:r>
-      <w:r>
-        <w:rPr>
-          <w:rFonts w:ascii="Times New Roman" w:cs="Times New Roman" w:eastAsia="Times New Roman" w:hAnsi="Times New Roman"/>
-          <w:sz w:val="14"/>
-          <w:szCs w:val="14"/>
-          <w:rtl w:val="0"/>
-        </w:rPr>
-        <w:t xml:space="preserve">    </w:t>
-      </w:r>
-      <w:r>
-        <w:rPr>
-          <w:rFonts w:ascii="Roboto Mono" w:cs="Roboto Mono" w:eastAsia="Roboto Mono" w:hAnsi="Roboto Mono"/>
-          <w:b w:val="1"/>
-          <w:bCs w:val="1"/>
-          <w:color w:val="188038"/>
-          <w:sz w:val="18"/>
-          <w:szCs w:val="18"/>
-          <w:rtl w:val="0"/>
-        </w:rPr>
-        <w:t xml:space="preserve">getAllStudents()</w:t>
-      </w:r>
-      <w:r>
-        <w:rPr>
-          <w:rFonts w:ascii="Malgun Gothic" w:cs="Malgun Gothic" w:eastAsia="Malgun Gothic" w:hAnsi="Malgun Gothic"/>
-          <w:b w:val="1"/>
-          <w:bCs w:val="1"/>
-          <w:sz w:val="18"/>
-          <w:szCs w:val="18"/>
-          <w:rtl w:val="0"/>
-        </w:rPr>
-        <w:t xml:space="preserve"> : </w:t>
-      </w:r>
-      <w:r>
-        <w:rPr>
-          <w:rFonts w:ascii="Roboto Mono" w:cs="Roboto Mono" w:eastAsia="Roboto Mono" w:hAnsi="Roboto Mono"/>
-          <w:b w:val="1"/>
-          <w:bCs w:val="1"/>
-          <w:color w:val="188038"/>
-          <w:sz w:val="18"/>
-          <w:szCs w:val="18"/>
-          <w:rtl w:val="0"/>
-        </w:rPr>
-        <w:t xml:space="preserve">findAll()</w:t>
-      </w:r>
-      <w:r>
-        <w:rPr>
-          <w:rFonts w:ascii="Malgun Gothic" w:cs="Malgun Gothic" w:eastAsia="Malgun Gothic" w:hAnsi="Malgun Gothic"/>
-          <w:b w:val="1"/>
-          <w:bCs w:val="1"/>
-          <w:sz w:val="18"/>
-          <w:szCs w:val="18"/>
-          <w:rtl w:val="0"/>
-        </w:rPr>
-        <w:t xml:space="preserve"> 사용 → 학생 수만큼 추가 쿼리 발생 ( N+1 문제 )</w:t>
-      </w:r>
-    </w:p>
-    <w:p>
-      <w:pPr>
-        <w:spacing w:after="160" w:line="259" w:lineRule="auto"/>
-        <w:jc w:val="both"/>
-        <w:rPr>
-          <w:rFonts w:ascii="Malgun Gothic" w:cs="Malgun Gothic" w:eastAsia="Malgun Gothic" w:hAnsi="Malgun Gothic"/>
-          <w:b w:val="1"/>
-          <w:bCs w:val="1"/>
-          <w:sz w:val="18"/>
-          <w:szCs w:val="18"/>
-        </w:rPr>
-      </w:pPr>
-      <w:r>
-        <w:rPr>
-          <w:rFonts w:ascii="Malgun Gothic" w:cs="Malgun Gothic" w:eastAsia="Malgun Gothic" w:hAnsi="Malgun Gothic"/>
-          <w:b w:val="1"/>
-          <w:bCs w:val="1"/>
-          <w:sz w:val="20"/>
-          <w:szCs w:val="20"/>
-          <w:rtl w:val="0"/>
-        </w:rPr>
-        <w:t xml:space="preserve">  ● </w:t>
-      </w:r>
-      <w:r>
-        <w:rPr>
-          <w:rFonts w:ascii="Malgun Gothic" w:cs="Malgun Gothic" w:eastAsia="Malgun Gothic" w:hAnsi="Malgun Gothic"/>
-          <w:b w:val="1"/>
-          <w:bCs w:val="1"/>
-          <w:sz w:val="18"/>
-          <w:szCs w:val="18"/>
-          <w:rtl w:val="0"/>
-        </w:rPr>
-        <w:t xml:space="preserve">같은 기능이라도 어떤 조회 메서드를 쓰느냐에 따라 실행되는 쿼리가 달라집니다. 문서 뒤쪽의 Hibernate 로그에서 직접 비교해 보시기 바랍니다. </w:t>
+        </w:rPr>
+        <w:t xml:space="preserve">●    </w:t>
+      </w:r>
+      <w:r>
+        <w:rPr>
+          <w:rFonts w:ascii="Malgun Gothic" w:hAnsi="Malgun Gothic" w:eastAsia="Malgun Gothic" w:cs="Malgun Gothic"/>
+          <w:b/>
+          <w:sz w:val="18"/>
+        </w:rPr>
+        <w:t xml:space="preserve">세 조회 모두 </w:t>
+      </w:r>
+      <w:r>
+        <w:rPr>
+          <w:rFonts w:ascii="Roboto Mono" w:hAnsi="Roboto Mono" w:eastAsia="Roboto Mono" w:cs="Roboto Mono"/>
+          <w:b/>
+          <w:sz w:val="18"/>
+        </w:rPr>
+        <w:t xml:space="preserve">LEFT JOIN FETCH</w:t>
+      </w:r>
+      <w:r>
+        <w:rPr>
+          <w:rFonts w:ascii="Malgun Gothic" w:hAnsi="Malgun Gothic" w:eastAsia="Malgun Gothic" w:cs="Malgun Gothic"/>
+          <w:b/>
+          <w:sz w:val="18"/>
+        </w:rPr>
+        <w:t xml:space="preserve"> 를 사용하므로 상세정보가 없는 학생도 함께 조회되며, 이 경우 응답의 </w:t>
+      </w:r>
+      <w:r>
+        <w:rPr>
+          <w:rFonts w:ascii="Roboto Mono" w:hAnsi="Roboto Mono" w:eastAsia="Roboto Mono" w:cs="Roboto Mono"/>
+          <w:b/>
+          <w:sz w:val="18"/>
+        </w:rPr>
+        <w:t xml:space="preserve">detail</w:t>
+      </w:r>
+      <w:r>
+        <w:rPr>
+          <w:rFonts w:ascii="Malgun Gothic" w:hAnsi="Malgun Gothic" w:eastAsia="Malgun Gothic" w:cs="Malgun Gothic"/>
+          <w:b/>
+          <w:sz w:val="18"/>
+        </w:rPr>
+        <w:t xml:space="preserve"> 은 </w:t>
+      </w:r>
+      <w:r>
+        <w:rPr>
+          <w:rFonts w:ascii="Roboto Mono" w:hAnsi="Roboto Mono" w:eastAsia="Roboto Mono" w:cs="Roboto Mono"/>
+          <w:b/>
+          <w:sz w:val="18"/>
+        </w:rPr>
+        <w:t xml:space="preserve">null</w:t>
+      </w:r>
+      <w:r>
+        <w:rPr>
+          <w:rFonts w:ascii="Malgun Gothic" w:hAnsi="Malgun Gothic" w:eastAsia="Malgun Gothic" w:cs="Malgun Gothic"/>
+          <w:b/>
+          <w:sz w:val="18"/>
+        </w:rPr>
+        <w:t xml:space="preserve"> 이 됩니다.</w:t>
       </w:r>
     </w:p>
     <w:p>

--- a/docs/[수업중 2-4]Student-StudentDetail.docx
+++ b/docs/[수업중 2-4]Student-StudentDetail.docx
@@ -3007,6 +3007,349 @@
         <w:rPr>
           <w:rtl w:val="0"/>
         </w:rPr>
+      </w:r>
+    </w:p>
+    <w:p>
+      <w:pPr>
+        <w:numPr>
+          <w:ilvl w:val="0"/>
+          <w:numId w:val="3"/>
+        </w:numPr>
+        <w:spacing w:after="240" w:before="0" w:beforeAutospacing="0" w:line="259" w:lineRule="auto"/>
+        <w:ind w:left="720" w:hanging="360"/>
+        <w:rPr>
+          <w:rFonts w:ascii="Malgun Gothic" w:cs="Malgun Gothic" w:eastAsia="Malgun Gothic" w:hAnsi="Malgun Gothic"/>
+          <w:sz w:val="18"/>
+          <w:szCs w:val="18"/>
+        </w:rPr>
+      </w:pPr>
+      <w:r>
+        <w:rPr>
+          <w:rFonts w:ascii="Roboto Mono" w:hAnsi="Roboto Mono" w:eastAsia="Roboto Mono" w:cs="Roboto Mono"/>
+          <w:sz w:val="18"/>
+        </w:rPr>
+        <w:t xml:space="preserve">@Column(nullable = false, unique = true)</w:t>
+      </w:r>
+      <w:r>
+        <w:rPr>
+          <w:rFonts w:ascii="Malgun Gothic" w:hAnsi="Malgun Gothic" w:eastAsia="Malgun Gothic" w:cs="Malgun Gothic"/>
+          <w:sz w:val="18"/>
+        </w:rPr>
+        <w:t xml:space="preserve"> : </w:t>
+      </w:r>
+      <w:r>
+        <w:rPr>
+          <w:rFonts w:ascii="Roboto Mono" w:hAnsi="Roboto Mono" w:eastAsia="Roboto Mono" w:cs="Roboto Mono"/>
+          <w:sz w:val="18"/>
+        </w:rPr>
+        <w:t xml:space="preserve">phoneNumber</w:t>
+      </w:r>
+      <w:r>
+        <w:rPr>
+          <w:rFonts w:ascii="Malgun Gothic" w:hAnsi="Malgun Gothic" w:eastAsia="Malgun Gothic" w:cs="Malgun Gothic"/>
+          <w:sz w:val="18"/>
+        </w:rPr>
+        <w:t xml:space="preserve"> 는 필수이며 중복될 수 없습니다.</w:t>
+      </w:r>
+    </w:p>
+    <w:p>
+      <w:pPr>
+        <w:numPr>
+          <w:ilvl w:val="0"/>
+          <w:numId w:val="3"/>
+        </w:numPr>
+        <w:spacing w:after="240" w:before="0" w:beforeAutospacing="0" w:line="259" w:lineRule="auto"/>
+        <w:ind w:left="720" w:hanging="360"/>
+        <w:rPr>
+          <w:rFonts w:ascii="Malgun Gothic" w:cs="Malgun Gothic" w:eastAsia="Malgun Gothic" w:hAnsi="Malgun Gothic"/>
+          <w:sz w:val="18"/>
+          <w:szCs w:val="18"/>
+        </w:rPr>
+      </w:pPr>
+      <w:r>
+        <w:rPr>
+          <w:rFonts w:ascii="Roboto Mono" w:hAnsi="Roboto Mono" w:eastAsia="Roboto Mono" w:cs="Roboto Mono"/>
+          <w:sz w:val="18"/>
+        </w:rPr>
+        <w:t xml:space="preserve">@Column(unique = true)</w:t>
+      </w:r>
+      <w:r>
+        <w:rPr>
+          <w:rFonts w:ascii="Malgun Gothic" w:hAnsi="Malgun Gothic" w:eastAsia="Malgun Gothic" w:cs="Malgun Gothic"/>
+          <w:sz w:val="18"/>
+        </w:rPr>
+        <w:t xml:space="preserve"> : </w:t>
+      </w:r>
+      <w:r>
+        <w:rPr>
+          <w:rFonts w:ascii="Roboto Mono" w:hAnsi="Roboto Mono" w:eastAsia="Roboto Mono" w:cs="Roboto Mono"/>
+          <w:sz w:val="18"/>
+        </w:rPr>
+        <w:t xml:space="preserve">email</w:t>
+      </w:r>
+      <w:r>
+        <w:rPr>
+          <w:rFonts w:ascii="Malgun Gothic" w:hAnsi="Malgun Gothic" w:eastAsia="Malgun Gothic" w:cs="Malgun Gothic"/>
+          <w:sz w:val="18"/>
+        </w:rPr>
+        <w:t xml:space="preserve"> 은 선택 항목이지만, 입력된 경우 중복될 수 없습니다.</w:t>
+      </w:r>
+    </w:p>
+    <w:p>
+      <w:pPr>
+        <w:numPr>
+          <w:ilvl w:val="0"/>
+          <w:numId w:val="3"/>
+        </w:numPr>
+        <w:spacing w:after="240" w:before="0" w:beforeAutospacing="0" w:line="259" w:lineRule="auto"/>
+        <w:ind w:left="720" w:hanging="360"/>
+        <w:rPr>
+          <w:rFonts w:ascii="Malgun Gothic" w:cs="Malgun Gothic" w:eastAsia="Malgun Gothic" w:hAnsi="Malgun Gothic"/>
+          <w:sz w:val="18"/>
+          <w:szCs w:val="18"/>
+        </w:rPr>
+      </w:pPr>
+      <w:r>
+        <w:rPr>
+          <w:rFonts w:ascii="Malgun Gothic" w:hAnsi="Malgun Gothic" w:eastAsia="Malgun Gothic" w:cs="Malgun Gothic"/>
+          <w:sz w:val="18"/>
+        </w:rPr>
+        <w:t xml:space="preserve">UNIQUE 컬럼이라고 해서 </w:t>
+      </w:r>
+      <w:r>
+        <w:rPr>
+          <w:rFonts w:ascii="Roboto Mono" w:hAnsi="Roboto Mono" w:eastAsia="Roboto Mono" w:cs="Roboto Mono"/>
+          <w:sz w:val="18"/>
+        </w:rPr>
+        <w:t xml:space="preserve">null</w:t>
+      </w:r>
+      <w:r>
+        <w:rPr>
+          <w:rFonts w:ascii="Malgun Gothic" w:hAnsi="Malgun Gothic" w:eastAsia="Malgun Gothic" w:cs="Malgun Gothic"/>
+          <w:sz w:val="18"/>
+        </w:rPr>
+        <w:t xml:space="preserve"> 이 금지되는 것은 아닙니다. SQL 에서는 </w:t>
+      </w:r>
+      <w:r>
+        <w:rPr>
+          <w:rFonts w:ascii="Roboto Mono" w:hAnsi="Roboto Mono" w:eastAsia="Roboto Mono" w:cs="Roboto Mono"/>
+          <w:sz w:val="18"/>
+        </w:rPr>
+        <w:t xml:space="preserve">null != null</w:t>
+      </w:r>
+      <w:r>
+        <w:rPr>
+          <w:rFonts w:ascii="Malgun Gothic" w:hAnsi="Malgun Gothic" w:eastAsia="Malgun Gothic" w:cs="Malgun Gothic"/>
+          <w:sz w:val="18"/>
+        </w:rPr>
+        <w:t xml:space="preserve"> 이라 UNIQUE 컬럼에 </w:t>
+      </w:r>
+      <w:r>
+        <w:rPr>
+          <w:rFonts w:ascii="Roboto Mono" w:hAnsi="Roboto Mono" w:eastAsia="Roboto Mono" w:cs="Roboto Mono"/>
+          <w:sz w:val="18"/>
+        </w:rPr>
+        <w:t xml:space="preserve">null</w:t>
+      </w:r>
+      <w:r>
+        <w:rPr>
+          <w:rFonts w:ascii="Malgun Gothic" w:hAnsi="Malgun Gothic" w:eastAsia="Malgun Gothic" w:cs="Malgun Gothic"/>
+          <w:sz w:val="18"/>
+        </w:rPr>
+        <w:t xml:space="preserve"> 이 여러 개 들어갈 수 있습니다. 그래서 이메일을 입력하지 않은 학생이 여러 명이어도 됩니다.</w:t>
+      </w:r>
+    </w:p>
+    <w:p>
+      <w:pPr>
+        <w:numPr>
+          <w:ilvl w:val="0"/>
+          <w:numId w:val="3"/>
+        </w:numPr>
+        <w:spacing w:after="240" w:before="0" w:beforeAutospacing="0" w:line="259" w:lineRule="auto"/>
+        <w:ind w:left="720" w:hanging="360"/>
+        <w:rPr>
+          <w:rFonts w:ascii="Malgun Gothic" w:cs="Malgun Gothic" w:eastAsia="Malgun Gothic" w:hAnsi="Malgun Gothic"/>
+          <w:sz w:val="18"/>
+          <w:szCs w:val="18"/>
+        </w:rPr>
+      </w:pPr>
+      <w:r>
+        <w:rPr>
+          <w:rFonts w:ascii="Malgun Gothic" w:hAnsi="Malgun Gothic" w:eastAsia="Malgun Gothic" w:cs="Malgun Gothic"/>
+          <w:sz w:val="18"/>
+        </w:rPr>
+        <w:t xml:space="preserve">애플리케이션의 중복 검사(</w:t>
+      </w:r>
+      <w:r>
+        <w:rPr>
+          <w:rFonts w:ascii="Roboto Mono" w:hAnsi="Roboto Mono" w:eastAsia="Roboto Mono" w:cs="Roboto Mono"/>
+          <w:sz w:val="18"/>
+        </w:rPr>
+        <w:t xml:space="preserve">existsByEmail()</w:t>
+      </w:r>
+      <w:r>
+        <w:rPr>
+          <w:rFonts w:ascii="Malgun Gothic" w:hAnsi="Malgun Gothic" w:eastAsia="Malgun Gothic" w:cs="Malgun Gothic"/>
+          <w:sz w:val="18"/>
+        </w:rPr>
+        <w:t xml:space="preserve">, </w:t>
+      </w:r>
+      <w:r>
+        <w:rPr>
+          <w:rFonts w:ascii="Roboto Mono" w:hAnsi="Roboto Mono" w:eastAsia="Roboto Mono" w:cs="Roboto Mono"/>
+          <w:sz w:val="18"/>
+        </w:rPr>
+        <w:t xml:space="preserve">existsByPhoneNumber()</w:t>
+      </w:r>
+      <w:r>
+        <w:rPr>
+          <w:rFonts w:ascii="Malgun Gothic" w:hAnsi="Malgun Gothic" w:eastAsia="Malgun Gothic" w:cs="Malgun Gothic"/>
+          <w:sz w:val="18"/>
+        </w:rPr>
+        <w:t xml:space="preserve">)만으로는 같은 값으로 동시에 요청이 들어올 때 둘 다 통과할 수 있습니다. DB 제약을 함께 두어야 확실히 막힙니다.</w:t>
+      </w:r>
+    </w:p>
+    <w:p>
+      <w:pPr>
+        <w:spacing w:before="0" w:after="0" w:line="240" w:lineRule="auto"/>
+      </w:pPr>
+      <w:r>
+        <w:rPr>
+          <w:rFonts w:ascii="Roboto Mono" w:hAnsi="Roboto Mono" w:eastAsia="Roboto Mono" w:cs="Roboto Mono"/>
+          <w:b/>
+          <w:sz w:val="16"/>
+        </w:rPr>
+        <w:t xml:space="preserve">    @Column(nullable = false)</w:t>
+      </w:r>
+    </w:p>
+    <w:p>
+      <w:pPr>
+        <w:spacing w:before="0" w:after="0" w:line="240" w:lineRule="auto"/>
+      </w:pPr>
+      <w:r>
+        <w:rPr>
+          <w:rFonts w:ascii="Roboto Mono" w:hAnsi="Roboto Mono" w:eastAsia="Roboto Mono" w:cs="Roboto Mono"/>
+          <w:b/>
+          <w:sz w:val="16"/>
+        </w:rPr>
+        <w:t xml:space="preserve">    private String address;</w:t>
+      </w:r>
+    </w:p>
+    <w:p>
+      <w:pPr>
+        <w:spacing w:before="0" w:after="0" w:line="240" w:lineRule="auto"/>
+      </w:pPr>
+      <w:r>
+        <w:rPr>
+          <w:rFonts w:ascii="Roboto Mono" w:hAnsi="Roboto Mono" w:eastAsia="Roboto Mono" w:cs="Roboto Mono"/>
+          <w:b/>
+          <w:sz w:val="16"/>
+        </w:rPr>
+        <w:t xml:space="preserve"> </w:t>
+      </w:r>
+    </w:p>
+    <w:p>
+      <w:pPr>
+        <w:spacing w:before="0" w:after="0" w:line="240" w:lineRule="auto"/>
+      </w:pPr>
+      <w:r>
+        <w:rPr>
+          <w:rFonts w:ascii="Roboto Mono" w:hAnsi="Roboto Mono" w:eastAsia="Roboto Mono" w:cs="Roboto Mono"/>
+          <w:b/>
+          <w:sz w:val="16"/>
+        </w:rPr>
+        <w:t xml:space="preserve">    //중복될 수 없는 값이므로 DB 에도 UNIQUE 제약을 준다</w:t>
+      </w:r>
+    </w:p>
+    <w:p>
+      <w:pPr>
+        <w:spacing w:before="0" w:after="0" w:line="240" w:lineRule="auto"/>
+      </w:pPr>
+      <w:r>
+        <w:rPr>
+          <w:rFonts w:ascii="Roboto Mono" w:hAnsi="Roboto Mono" w:eastAsia="Roboto Mono" w:cs="Roboto Mono"/>
+          <w:b/>
+          <w:sz w:val="16"/>
+        </w:rPr>
+        <w:t xml:space="preserve">    @Column(nullable = false, unique = true)</w:t>
+      </w:r>
+    </w:p>
+    <w:p>
+      <w:pPr>
+        <w:spacing w:before="0" w:after="0" w:line="240" w:lineRule="auto"/>
+      </w:pPr>
+      <w:r>
+        <w:rPr>
+          <w:rFonts w:ascii="Roboto Mono" w:hAnsi="Roboto Mono" w:eastAsia="Roboto Mono" w:cs="Roboto Mono"/>
+          <w:b/>
+          <w:sz w:val="16"/>
+        </w:rPr>
+        <w:t xml:space="preserve">    private String phoneNumber;</w:t>
+      </w:r>
+    </w:p>
+    <w:p>
+      <w:pPr>
+        <w:spacing w:before="0" w:after="0" w:line="240" w:lineRule="auto"/>
+      </w:pPr>
+      <w:r>
+        <w:rPr>
+          <w:rFonts w:ascii="Roboto Mono" w:hAnsi="Roboto Mono" w:eastAsia="Roboto Mono" w:cs="Roboto Mono"/>
+          <w:b/>
+          <w:sz w:val="16"/>
+        </w:rPr>
+        <w:t xml:space="preserve"> </w:t>
+      </w:r>
+    </w:p>
+    <w:p>
+      <w:pPr>
+        <w:spacing w:before="0" w:after="0" w:line="240" w:lineRule="auto"/>
+      </w:pPr>
+      <w:r>
+        <w:rPr>
+          <w:rFonts w:ascii="Roboto Mono" w:hAnsi="Roboto Mono" w:eastAsia="Roboto Mono" w:cs="Roboto Mono"/>
+          <w:b/>
+          <w:sz w:val="16"/>
+        </w:rPr>
+        <w:t xml:space="preserve">    //선택 입력 항목이지만, 입력된 경우 중복될 수 없으므로 UNIQUE 제약을 준다</w:t>
+      </w:r>
+    </w:p>
+    <w:p>
+      <w:pPr>
+        <w:spacing w:before="0" w:after="0" w:line="240" w:lineRule="auto"/>
+      </w:pPr>
+      <w:r>
+        <w:rPr>
+          <w:rFonts w:ascii="Roboto Mono" w:hAnsi="Roboto Mono" w:eastAsia="Roboto Mono" w:cs="Roboto Mono"/>
+          <w:b/>
+          <w:sz w:val="16"/>
+        </w:rPr>
+        <w:t xml:space="preserve">    //UNIQUE 컬럼에도 null 은 여러 개 들어갈 수 있다 ( SQL 에서 null != null )</w:t>
+      </w:r>
+    </w:p>
+    <w:p>
+      <w:pPr>
+        <w:spacing w:before="0" w:after="0" w:line="240" w:lineRule="auto"/>
+      </w:pPr>
+      <w:r>
+        <w:rPr>
+          <w:rFonts w:ascii="Roboto Mono" w:hAnsi="Roboto Mono" w:eastAsia="Roboto Mono" w:cs="Roboto Mono"/>
+          <w:b/>
+          <w:sz w:val="16"/>
+        </w:rPr>
+        <w:t xml:space="preserve">    @Column(unique = true)</w:t>
+      </w:r>
+    </w:p>
+    <w:p>
+      <w:pPr>
+        <w:spacing w:before="0" w:after="0" w:line="240" w:lineRule="auto"/>
+      </w:pPr>
+      <w:r>
+        <w:rPr>
+          <w:rFonts w:ascii="Roboto Mono" w:hAnsi="Roboto Mono" w:eastAsia="Roboto Mono" w:cs="Roboto Mono"/>
+          <w:b/>
+          <w:sz w:val="16"/>
+        </w:rPr>
+        <w:t xml:space="preserve">    private String email;</w:t>
       </w:r>
     </w:p>
     <w:p>
